--- a/t06_s3.docx
+++ b/t06_s3.docx
@@ -3,2168 +3,1693 @@
 <w:document xmlns:wpc="http://schemas.microsoft.com/office/word/2010/wordprocessingCanvas" xmlns:mo="http://schemas.microsoft.com/office/mac/office/2008/main" xmlns:mc="http://schemas.openxmlformats.org/markup-compatibility/2006" xmlns:mv="urn:schemas-microsoft-com:mac:vml" xmlns:o="urn:schemas-microsoft-com:office:office" xmlns:r="http://schemas.openxmlformats.org/officeDocument/2006/relationships" xmlns:m="http://schemas.openxmlformats.org/officeDocument/2006/math" xmlns:v="urn:schemas-microsoft-com:vml" xmlns:wp14="http://schemas.microsoft.com/office/word/2010/wordprocessingDrawing" xmlns:wp="http://schemas.openxmlformats.org/drawingml/2006/wordprocessingDrawing" xmlns:w10="urn:schemas-microsoft-com:office:word" xmlns:w="http://schemas.openxmlformats.org/wordprocessingml/2006/main" xmlns:w14="http://schemas.microsoft.com/office/word/2010/wordml" xmlns:wpg="http://schemas.microsoft.com/office/word/2010/wordprocessingGroup" xmlns:wpi="http://schemas.microsoft.com/office/word/2010/wordprocessingInk" xmlns:wne="http://schemas.microsoft.com/office/word/2006/wordml" xmlns:wps="http://schemas.microsoft.com/office/word/2010/wordprocessingShape" mc:Ignorable="w14 wp14">
   <w:body>
     <w:p>
-      <w:pPr>
-        <w:spacing w:after="20" w:before="120"/>
-      </w:pPr>
-      <w:r>
-        <w:rPr>
-          <w:b/>
-          <w:sz w:val="22"/>
-        </w:rPr>
-        <w:t>Question: What is the initial nursing intervention for a patient who experiences breathing difficulties during a blood transfusion?</w:t>
-      </w:r>
-    </w:p>
-    <w:p>
-      <w:pPr>
-        <w:spacing w:after="0" w:before="0"/>
-      </w:pPr>
-      <w:r>
-        <w:rPr>
-          <w:b w:val="0"/>
-          <w:sz w:val="22"/>
-        </w:rPr>
-        <w:t>(a) Stop the infusion and Inform to the doctor</w:t>
-      </w:r>
-    </w:p>
-    <w:p>
-      <w:pPr>
-        <w:spacing w:after="0" w:before="0"/>
-      </w:pPr>
-      <w:r>
-        <w:rPr>
-          <w:b w:val="0"/>
-          <w:sz w:val="22"/>
-        </w:rPr>
-        <w:t>(b) Continue blood transfusion and give adrenaline</w:t>
-      </w:r>
-    </w:p>
-    <w:p>
-      <w:pPr>
-        <w:spacing w:after="0" w:before="0"/>
-      </w:pPr>
-      <w:r>
-        <w:rPr>
-          <w:b w:val="0"/>
-          <w:sz w:val="22"/>
-        </w:rPr>
-        <w:t>(c) Continue blood transfusion and give DOC calcium</w:t>
-      </w:r>
-    </w:p>
-    <w:p>
-      <w:pPr>
-        <w:spacing w:after="0" w:before="0"/>
-      </w:pPr>
-      <w:r>
-        <w:rPr>
-          <w:b w:val="0"/>
-          <w:sz w:val="22"/>
-        </w:rPr>
-        <w:t>(d) Stop blood transfusion and administer hydrocortisone</w:t>
-      </w:r>
-    </w:p>
-    <w:p>
-      <w:pPr>
-        <w:spacing w:after="0" w:before="40"/>
-      </w:pPr>
-      <w:r>
-        <w:rPr>
-          <w:b/>
-          <w:sz w:val="22"/>
-        </w:rPr>
-        <w:t>Answer: a</w:t>
-      </w:r>
-    </w:p>
-    <w:p>
-      <w:pPr>
-        <w:spacing w:after="0" w:before="0"/>
-      </w:pPr>
-      <w:r>
-        <w:rPr>
-          <w:b w:val="0"/>
-          <w:sz w:val="21"/>
-        </w:rPr>
-        <w:t>Solution: The priority nursing intervention for a patient with breathing difficulties during a blood transfusion is to stop the infusion immediately and inform the physician. This may indicate a transfusion reaction, such as transfusion-associated circulatory overload (TACO) or transfusion-related acute lung injury (TRALI), which requires prompt medical attention. Nurses should also closely monitor the patient's vital signs, maintain a patent airway, and administer supplemental oxygen as necessary.</w:t>
-      </w:r>
-    </w:p>
-    <w:p>
-      <w:pPr>
-        <w:spacing w:after="0" w:before="0"/>
-      </w:pPr>
-      <w:r>
-        <w:rPr>
-          <w:b w:val="0"/>
-          <w:sz w:val="20"/>
-        </w:rPr>
-        <w:t>Positive Marks: 1</w:t>
-      </w:r>
-    </w:p>
-    <w:p>
-      <w:pPr>
-        <w:spacing w:after="160" w:before="0"/>
-      </w:pPr>
-      <w:r>
-        <w:rPr>
-          <w:b w:val="0"/>
-          <w:sz w:val="20"/>
-        </w:rPr>
-        <w:t>Negative Marks: 0.25</w:t>
-      </w:r>
-    </w:p>
-    <w:p>
-      <w:pPr>
-        <w:spacing w:after="20" w:before="120"/>
-      </w:pPr>
-      <w:r>
-        <w:rPr>
-          <w:b/>
-          <w:sz w:val="22"/>
-        </w:rPr>
-        <w:t>Question: The most appropriate site for checking capillary refill time is:</w:t>
-      </w:r>
-    </w:p>
-    <w:p>
-      <w:pPr>
-        <w:spacing w:after="0" w:before="0"/>
-      </w:pPr>
-      <w:r>
-        <w:rPr>
-          <w:b w:val="0"/>
-          <w:sz w:val="22"/>
-        </w:rPr>
-        <w:t>(a) Earlobe</w:t>
-      </w:r>
-    </w:p>
-    <w:p>
-      <w:pPr>
-        <w:spacing w:after="0" w:before="0"/>
-      </w:pPr>
-      <w:r>
-        <w:rPr>
-          <w:b w:val="0"/>
-          <w:sz w:val="22"/>
-        </w:rPr>
-        <w:t>(b) Fingernail bed</w:t>
-      </w:r>
-    </w:p>
-    <w:p>
-      <w:pPr>
-        <w:spacing w:after="0" w:before="0"/>
-      </w:pPr>
-      <w:r>
-        <w:rPr>
-          <w:b w:val="0"/>
-          <w:sz w:val="22"/>
-        </w:rPr>
-        <w:t>(c) Forehead</w:t>
-      </w:r>
-    </w:p>
-    <w:p>
-      <w:pPr>
-        <w:spacing w:after="0" w:before="0"/>
-      </w:pPr>
-      <w:r>
-        <w:rPr>
-          <w:b w:val="0"/>
-          <w:sz w:val="22"/>
-        </w:rPr>
-        <w:t>(d) Sternum</w:t>
-      </w:r>
-    </w:p>
-    <w:p>
-      <w:pPr>
-        <w:spacing w:after="0" w:before="40"/>
-      </w:pPr>
-      <w:r>
-        <w:rPr>
-          <w:b/>
-          <w:sz w:val="22"/>
-        </w:rPr>
-        <w:t>Answer: b</w:t>
-      </w:r>
-    </w:p>
-    <w:p>
-      <w:pPr>
-        <w:spacing w:after="0" w:before="0"/>
-      </w:pPr>
-      <w:r>
-        <w:rPr>
-          <w:b w:val="0"/>
-          <w:sz w:val="21"/>
-        </w:rPr>
-        <w:t>Solution: Capillary refill is checked by pressing the fingernail bed; normal refill is less than 3 seconds.</w:t>
-      </w:r>
-    </w:p>
-    <w:p>
-      <w:pPr>
-        <w:spacing w:after="0" w:before="0"/>
-      </w:pPr>
-      <w:r>
-        <w:rPr>
-          <w:b w:val="0"/>
-          <w:sz w:val="20"/>
-        </w:rPr>
-        <w:t>Positive Marks: 1</w:t>
-      </w:r>
-    </w:p>
-    <w:p>
-      <w:pPr>
-        <w:spacing w:after="160" w:before="0"/>
-      </w:pPr>
-      <w:r>
-        <w:rPr>
-          <w:b w:val="0"/>
-          <w:sz w:val="20"/>
-        </w:rPr>
-        <w:t>Negative Marks: 0.25</w:t>
-      </w:r>
-    </w:p>
-    <w:p>
-      <w:pPr>
-        <w:spacing w:after="20" w:before="120"/>
-      </w:pPr>
-      <w:r>
-        <w:rPr>
-          <w:b/>
-          <w:sz w:val="22"/>
-        </w:rPr>
-        <w:t>Question: Which of the following is the least common cause of congestive cardiac failure in children?</w:t>
-      </w:r>
-    </w:p>
-    <w:p>
-      <w:pPr>
-        <w:spacing w:after="0" w:before="0"/>
-      </w:pPr>
-      <w:r>
-        <w:rPr>
-          <w:b w:val="0"/>
-          <w:sz w:val="22"/>
-        </w:rPr>
-        <w:t>(a) PDA</w:t>
-      </w:r>
-    </w:p>
-    <w:p>
-      <w:pPr>
-        <w:spacing w:after="0" w:before="0"/>
-      </w:pPr>
-      <w:r>
-        <w:rPr>
-          <w:b w:val="0"/>
-          <w:sz w:val="22"/>
-        </w:rPr>
-        <w:t>(b) VSD</w:t>
-      </w:r>
-    </w:p>
-    <w:p>
-      <w:pPr>
-        <w:spacing w:after="0" w:before="0"/>
-      </w:pPr>
-      <w:r>
-        <w:rPr>
-          <w:b w:val="0"/>
-          <w:sz w:val="22"/>
-        </w:rPr>
-        <w:t>(c) ASD</w:t>
-      </w:r>
-    </w:p>
-    <w:p>
-      <w:pPr>
-        <w:spacing w:after="0" w:before="0"/>
-      </w:pPr>
-      <w:r>
-        <w:rPr>
-          <w:b w:val="0"/>
-          <w:sz w:val="22"/>
-        </w:rPr>
-        <w:t>(d) Transposition of Great Arteries</w:t>
-      </w:r>
-    </w:p>
-    <w:p>
-      <w:pPr>
-        <w:spacing w:after="0" w:before="40"/>
-      </w:pPr>
-      <w:r>
-        <w:rPr>
-          <w:b/>
-          <w:sz w:val="22"/>
-        </w:rPr>
-        <w:t>Answer: c</w:t>
-      </w:r>
-    </w:p>
-    <w:p>
-      <w:pPr>
-        <w:spacing w:after="0" w:before="0"/>
-      </w:pPr>
-      <w:r>
-        <w:rPr>
-          <w:b w:val="0"/>
-          <w:sz w:val="21"/>
-        </w:rPr>
-        <w:t>Solution: ASD usually remains asymptomatic in childhood and rarely causes cardiac failure, whereas VSD, PDA and transposition of the great arteries commonly cause heart failure in infancy.</w:t>
-      </w:r>
-    </w:p>
-    <w:p>
-      <w:pPr>
-        <w:spacing w:after="0" w:before="0"/>
-      </w:pPr>
-      <w:r>
-        <w:rPr>
-          <w:b w:val="0"/>
-          <w:sz w:val="20"/>
-        </w:rPr>
-        <w:t>Positive Marks: 1</w:t>
-      </w:r>
-    </w:p>
-    <w:p>
-      <w:pPr>
-        <w:spacing w:after="160" w:before="0"/>
-      </w:pPr>
-      <w:r>
-        <w:rPr>
-          <w:b w:val="0"/>
-          <w:sz w:val="20"/>
-        </w:rPr>
-        <w:t>Negative Marks: 0.25</w:t>
-      </w:r>
-    </w:p>
-    <w:p>
-      <w:pPr>
-        <w:spacing w:after="20" w:before="120"/>
-      </w:pPr>
-      <w:r>
-        <w:rPr>
-          <w:b/>
-          <w:sz w:val="22"/>
-        </w:rPr>
-        <w:t>Question: A burn patient with 30% TBSA burns in the first 24 hours should be monitored most closely for:</w:t>
-      </w:r>
-    </w:p>
-    <w:p>
-      <w:pPr>
-        <w:spacing w:after="0" w:before="0"/>
-      </w:pPr>
-      <w:r>
-        <w:rPr>
-          <w:b w:val="0"/>
-          <w:sz w:val="22"/>
-        </w:rPr>
-        <w:t>(a) Hyperglycemia</w:t>
-      </w:r>
-    </w:p>
-    <w:p>
-      <w:pPr>
-        <w:spacing w:after="0" w:before="0"/>
-      </w:pPr>
-      <w:r>
-        <w:rPr>
-          <w:b w:val="0"/>
-          <w:sz w:val="22"/>
-        </w:rPr>
-        <w:t>(b) Constipation</w:t>
-      </w:r>
-    </w:p>
-    <w:p>
-      <w:pPr>
-        <w:spacing w:after="0" w:before="0"/>
-      </w:pPr>
-      <w:r>
-        <w:rPr>
-          <w:b w:val="0"/>
-          <w:sz w:val="22"/>
-        </w:rPr>
-        <w:t>(c) Hyperkalemia only</w:t>
-      </w:r>
-    </w:p>
-    <w:p>
-      <w:pPr>
-        <w:spacing w:after="0" w:before="0"/>
-      </w:pPr>
-      <w:r>
-        <w:rPr>
-          <w:b w:val="0"/>
-          <w:sz w:val="22"/>
-        </w:rPr>
-        <w:t>(d) Hypovolaemic shock</w:t>
-      </w:r>
-    </w:p>
-    <w:p>
-      <w:pPr>
-        <w:spacing w:after="0" w:before="40"/>
-      </w:pPr>
-      <w:r>
-        <w:rPr>
-          <w:b/>
-          <w:sz w:val="22"/>
-        </w:rPr>
-        <w:t>Answer: d</w:t>
-      </w:r>
-    </w:p>
-    <w:p>
-      <w:pPr>
-        <w:spacing w:after="0" w:before="0"/>
-      </w:pPr>
-      <w:r>
-        <w:rPr>
-          <w:b w:val="0"/>
-          <w:sz w:val="21"/>
-        </w:rPr>
-        <w:t>Solution: Fluid shift from the intravascular compartment causes hypovolaemic shock in the first 24-48 hours after burns.</w:t>
-      </w:r>
-    </w:p>
-    <w:p>
-      <w:pPr>
-        <w:spacing w:after="0" w:before="0"/>
-      </w:pPr>
-      <w:r>
-        <w:rPr>
-          <w:b w:val="0"/>
-          <w:sz w:val="20"/>
-        </w:rPr>
-        <w:t>Positive Marks: 1</w:t>
-      </w:r>
-    </w:p>
-    <w:p>
-      <w:pPr>
-        <w:spacing w:after="160" w:before="0"/>
-      </w:pPr>
-      <w:r>
-        <w:rPr>
-          <w:b w:val="0"/>
-          <w:sz w:val="20"/>
-        </w:rPr>
-        <w:t>Negative Marks: 0.25</w:t>
-      </w:r>
-    </w:p>
-    <w:p>
-      <w:pPr>
-        <w:spacing w:after="20" w:before="120"/>
-      </w:pPr>
-      <w:r>
-        <w:rPr>
-          <w:b/>
-          <w:sz w:val="22"/>
-        </w:rPr>
-        <w:t>Question: Following death, the subjective response surviving experienced by the loved ones is called:</w:t>
-      </w:r>
-    </w:p>
-    <w:p>
-      <w:pPr>
-        <w:spacing w:after="0" w:before="0"/>
-      </w:pPr>
-      <w:r>
-        <w:rPr>
-          <w:b w:val="0"/>
-          <w:sz w:val="22"/>
-        </w:rPr>
-        <w:t>(a) Grief</w:t>
-      </w:r>
-    </w:p>
-    <w:p>
-      <w:pPr>
-        <w:spacing w:after="0" w:before="0"/>
-      </w:pPr>
-      <w:r>
-        <w:rPr>
-          <w:b w:val="0"/>
-          <w:sz w:val="22"/>
-        </w:rPr>
-        <w:t>(b) Compliance</w:t>
-      </w:r>
-    </w:p>
-    <w:p>
-      <w:pPr>
-        <w:spacing w:after="0" w:before="0"/>
-      </w:pPr>
-      <w:r>
-        <w:rPr>
-          <w:b w:val="0"/>
-          <w:sz w:val="22"/>
-        </w:rPr>
-        <w:t>(c) Mourning</w:t>
-      </w:r>
-    </w:p>
-    <w:p>
-      <w:pPr>
-        <w:spacing w:after="0" w:before="0"/>
-      </w:pPr>
-      <w:r>
-        <w:rPr>
-          <w:b w:val="0"/>
-          <w:sz w:val="22"/>
-        </w:rPr>
-        <w:t>(d) Bereavement</w:t>
-      </w:r>
-    </w:p>
-    <w:p>
-      <w:pPr>
-        <w:spacing w:after="0" w:before="40"/>
-      </w:pPr>
-      <w:r>
-        <w:rPr>
-          <w:b/>
-          <w:sz w:val="22"/>
-        </w:rPr>
-        <w:t>Answer: a</w:t>
-      </w:r>
-    </w:p>
-    <w:p>
-      <w:pPr>
-        <w:spacing w:after="0" w:before="0"/>
-      </w:pPr>
-      <w:r>
-        <w:rPr>
-          <w:b w:val="0"/>
-          <w:sz w:val="21"/>
-        </w:rPr>
-        <w:t>Solution: Grief is the subjective emotional response experienced by the survivor following the death of a loved one.</w:t>
-      </w:r>
-    </w:p>
-    <w:p>
-      <w:pPr>
-        <w:spacing w:after="0" w:before="0"/>
-      </w:pPr>
-      <w:r>
-        <w:rPr>
-          <w:b w:val="0"/>
-          <w:sz w:val="20"/>
-        </w:rPr>
-        <w:t>Positive Marks: 1</w:t>
-      </w:r>
-    </w:p>
-    <w:p>
-      <w:pPr>
-        <w:spacing w:after="160" w:before="0"/>
-      </w:pPr>
-      <w:r>
-        <w:rPr>
-          <w:b w:val="0"/>
-          <w:sz w:val="20"/>
-        </w:rPr>
-        <w:t>Negative Marks: 0.25</w:t>
-      </w:r>
-    </w:p>
-    <w:p>
-      <w:pPr>
-        <w:spacing w:after="20" w:before="120"/>
-      </w:pPr>
-      <w:r>
-        <w:rPr>
-          <w:b/>
-          <w:sz w:val="22"/>
-        </w:rPr>
-        <w:t>Question: Vaccine that can be freeze and still it does not lose its potency</w:t>
-      </w:r>
-    </w:p>
-    <w:p>
-      <w:pPr>
-        <w:spacing w:after="0" w:before="0"/>
-      </w:pPr>
-      <w:r>
-        <w:rPr>
-          <w:b w:val="0"/>
-          <w:sz w:val="22"/>
-        </w:rPr>
-        <w:t>(a) OPV</w:t>
-      </w:r>
-    </w:p>
-    <w:p>
-      <w:pPr>
-        <w:spacing w:after="0" w:before="0"/>
-      </w:pPr>
-      <w:r>
-        <w:rPr>
-          <w:b w:val="0"/>
-          <w:sz w:val="22"/>
-        </w:rPr>
-        <w:t>(b) TT</w:t>
-      </w:r>
-    </w:p>
-    <w:p>
-      <w:pPr>
-        <w:spacing w:after="0" w:before="0"/>
-      </w:pPr>
-      <w:r>
-        <w:rPr>
-          <w:b w:val="0"/>
-          <w:sz w:val="22"/>
-        </w:rPr>
-        <w:t>(c) MMR</w:t>
-      </w:r>
-    </w:p>
-    <w:p>
-      <w:pPr>
-        <w:spacing w:after="0" w:before="0"/>
-      </w:pPr>
-      <w:r>
-        <w:rPr>
-          <w:b w:val="0"/>
-          <w:sz w:val="22"/>
-        </w:rPr>
-        <w:t>(d) DPT</w:t>
-      </w:r>
-    </w:p>
-    <w:p>
-      <w:pPr>
-        <w:spacing w:after="0" w:before="40"/>
-      </w:pPr>
-      <w:r>
-        <w:rPr>
-          <w:b/>
-          <w:sz w:val="22"/>
-        </w:rPr>
-        <w:t>Answer: c</w:t>
-      </w:r>
-    </w:p>
-    <w:p>
-      <w:pPr>
-        <w:spacing w:after="0" w:before="0"/>
-      </w:pPr>
-      <w:r>
-        <w:rPr>
-          <w:b w:val="0"/>
-          <w:sz w:val="21"/>
-        </w:rPr>
-        <w:t>Solution: MMR is a freeze-dried vaccine that can be frozen without losing potency.</w:t>
-      </w:r>
-    </w:p>
-    <w:p>
-      <w:pPr>
-        <w:spacing w:after="0" w:before="0"/>
-      </w:pPr>
-      <w:r>
-        <w:rPr>
-          <w:b w:val="0"/>
-          <w:sz w:val="20"/>
-        </w:rPr>
-        <w:t>Positive Marks: 1</w:t>
-      </w:r>
-    </w:p>
-    <w:p>
-      <w:pPr>
-        <w:spacing w:after="160" w:before="0"/>
-      </w:pPr>
-      <w:r>
-        <w:rPr>
-          <w:b w:val="0"/>
-          <w:sz w:val="20"/>
-        </w:rPr>
-        <w:t>Negative Marks: 0.25</w:t>
-      </w:r>
-    </w:p>
-    <w:p>
-      <w:pPr>
-        <w:spacing w:after="20" w:before="120"/>
-      </w:pPr>
-      <w:r>
-        <w:rPr>
-          <w:b/>
-          <w:sz w:val="22"/>
-        </w:rPr>
-        <w:t>Question: Endotracheal tube formula for uncuffed child</w:t>
-      </w:r>
-    </w:p>
-    <w:p>
-      <w:pPr>
-        <w:spacing w:after="0" w:before="0"/>
-      </w:pPr>
-      <w:r>
-        <w:rPr>
-          <w:b w:val="0"/>
-          <w:sz w:val="22"/>
-        </w:rPr>
-        <w:t>(a) (age in years/4) + 4</w:t>
-      </w:r>
-    </w:p>
-    <w:p>
-      <w:pPr>
-        <w:spacing w:after="0" w:before="0"/>
-      </w:pPr>
-      <w:r>
-        <w:rPr>
-          <w:b w:val="0"/>
-          <w:sz w:val="22"/>
-        </w:rPr>
-        <w:t>(b) (age in years/4) + 3.5</w:t>
-      </w:r>
-    </w:p>
-    <w:p>
-      <w:pPr>
-        <w:spacing w:after="0" w:before="0"/>
-      </w:pPr>
-      <w:r>
-        <w:rPr>
-          <w:b w:val="0"/>
-          <w:sz w:val="22"/>
-        </w:rPr>
-        <w:t>(c) (age in years/3.5) + 4</w:t>
-      </w:r>
-    </w:p>
-    <w:p>
-      <w:pPr>
-        <w:spacing w:after="0" w:before="0"/>
-      </w:pPr>
-      <w:r>
-        <w:rPr>
-          <w:b w:val="0"/>
-          <w:sz w:val="22"/>
-        </w:rPr>
-        <w:t>(d) (age in years/3.5) + 3.5</w:t>
-      </w:r>
-    </w:p>
-    <w:p>
-      <w:pPr>
-        <w:spacing w:after="0" w:before="40"/>
-      </w:pPr>
-      <w:r>
-        <w:rPr>
-          <w:b/>
-          <w:sz w:val="22"/>
-        </w:rPr>
-        <w:t>Answer: a</w:t>
-      </w:r>
-    </w:p>
-    <w:p>
-      <w:pPr>
-        <w:spacing w:after="0" w:before="0"/>
-      </w:pPr>
-      <w:r>
-        <w:rPr>
-          <w:b w:val="0"/>
-          <w:sz w:val="21"/>
-        </w:rPr>
-        <w:t>Solution: The uncuffed endotracheal tube size for children = (age in years/4) + 4.</w:t>
-      </w:r>
-    </w:p>
-    <w:p>
-      <w:pPr>
-        <w:spacing w:after="0" w:before="0"/>
-      </w:pPr>
-      <w:r>
-        <w:rPr>
-          <w:b w:val="0"/>
-          <w:sz w:val="20"/>
-        </w:rPr>
-        <w:t>Positive Marks: 1</w:t>
-      </w:r>
-    </w:p>
-    <w:p>
-      <w:pPr>
-        <w:spacing w:after="160" w:before="0"/>
-      </w:pPr>
-      <w:r>
-        <w:rPr>
-          <w:b w:val="0"/>
-          <w:sz w:val="20"/>
-        </w:rPr>
-        <w:t>Negative Marks: 0.25</w:t>
-      </w:r>
-    </w:p>
-    <w:p>
-      <w:pPr>
-        <w:spacing w:after="20" w:before="120"/>
-      </w:pPr>
-      <w:r>
-        <w:rPr>
-          <w:b/>
-          <w:sz w:val="22"/>
-        </w:rPr>
-        <w:t>Question: All of the following covid symptoms in the child, except?</w:t>
-      </w:r>
-    </w:p>
-    <w:p>
-      <w:pPr>
-        <w:spacing w:after="0" w:before="0"/>
-      </w:pPr>
-      <w:r>
-        <w:rPr>
-          <w:b w:val="0"/>
-          <w:sz w:val="22"/>
-        </w:rPr>
-        <w:t>(a) Shock</w:t>
-      </w:r>
-    </w:p>
-    <w:p>
-      <w:pPr>
-        <w:spacing w:after="0" w:before="0"/>
-      </w:pPr>
-      <w:r>
-        <w:rPr>
-          <w:b w:val="0"/>
-          <w:sz w:val="22"/>
-        </w:rPr>
-        <w:t>(b) Rhinitis</w:t>
-      </w:r>
-    </w:p>
-    <w:p>
-      <w:pPr>
-        <w:spacing w:after="0" w:before="0"/>
-      </w:pPr>
-      <w:r>
-        <w:rPr>
-          <w:b w:val="0"/>
-          <w:sz w:val="22"/>
-        </w:rPr>
-        <w:t>(c) Purulent conjunctivitis</w:t>
-      </w:r>
-    </w:p>
-    <w:p>
-      <w:pPr>
-        <w:spacing w:after="0" w:before="0"/>
-      </w:pPr>
-      <w:r>
-        <w:rPr>
-          <w:b w:val="0"/>
-          <w:sz w:val="22"/>
-        </w:rPr>
-        <w:t>(d) Fever</w:t>
-      </w:r>
-    </w:p>
-    <w:p>
-      <w:pPr>
-        <w:spacing w:after="0" w:before="40"/>
-      </w:pPr>
-      <w:r>
-        <w:rPr>
-          <w:b/>
-          <w:sz w:val="22"/>
-        </w:rPr>
-        <w:t>Answer: a</w:t>
-      </w:r>
-    </w:p>
-    <w:p>
-      <w:pPr>
-        <w:spacing w:after="0" w:before="0"/>
-      </w:pPr>
-      <w:r>
-        <w:rPr>
-          <w:b w:val="0"/>
-          <w:sz w:val="21"/>
-        </w:rPr>
-        <w:t>Solution: In children, shock is not typically considered a common symptom of COVID-19 (option A). Children infected with COVID-19 may exhibit a range of symptoms, but shock, which refers to a life-threatening condition characterized by inadequate blood flow to vital organs, is not commonly associated with the infection in children. Instead, common symptoms in children with COVID-19 may include fever, cough, sore throat, rhinitis (runny nose), fatigue, headache, gastrointestinal symptoms, such as nausea and diarrhea, and in some cases, skin rashes. It is important to note that the symptoms of COVID-19 can vary among individuals, and medical evaluation should be sought for proper diagnosis and management. covid</w:t>
-      </w:r>
-    </w:p>
-    <w:p>
-      <w:pPr>
-        <w:spacing w:after="0" w:before="0"/>
-      </w:pPr>
-      <w:r>
-        <w:rPr>
-          <w:b w:val="0"/>
-          <w:sz w:val="20"/>
-        </w:rPr>
-        <w:t>Positive Marks: 1</w:t>
-      </w:r>
-    </w:p>
-    <w:p>
-      <w:pPr>
-        <w:spacing w:after="160" w:before="0"/>
-      </w:pPr>
-      <w:r>
-        <w:rPr>
-          <w:b w:val="0"/>
-          <w:sz w:val="20"/>
-        </w:rPr>
-        <w:t>Negative Marks: 0.25</w:t>
-      </w:r>
-    </w:p>
-    <w:p>
-      <w:pPr>
-        <w:spacing w:after="20" w:before="120"/>
-      </w:pPr>
-      <w:r>
-        <w:rPr>
-          <w:b/>
-          <w:sz w:val="22"/>
-        </w:rPr>
-        <w:t>Question: Which site cannot be used for IM injection to prevent injury in sciatic nerves?</w:t>
-      </w:r>
-    </w:p>
-    <w:p>
-      <w:pPr>
-        <w:spacing w:after="0" w:before="0"/>
-      </w:pPr>
-      <w:r>
-        <w:rPr>
-          <w:b w:val="0"/>
-          <w:sz w:val="22"/>
-        </w:rPr>
-        <w:t>(a) Ventrogluteal</w:t>
-      </w:r>
-    </w:p>
-    <w:p>
-      <w:pPr>
-        <w:spacing w:after="0" w:before="0"/>
-      </w:pPr>
-      <w:r>
-        <w:rPr>
-          <w:b w:val="0"/>
-          <w:sz w:val="22"/>
-        </w:rPr>
-        <w:t>(b) Dorsogluteal</w:t>
-      </w:r>
-    </w:p>
-    <w:p>
-      <w:pPr>
-        <w:spacing w:after="0" w:before="0"/>
-      </w:pPr>
-      <w:r>
-        <w:rPr>
-          <w:b w:val="0"/>
-          <w:sz w:val="22"/>
-        </w:rPr>
-        <w:t>(c) Deltoid</w:t>
-      </w:r>
-    </w:p>
-    <w:p>
-      <w:pPr>
-        <w:spacing w:after="0" w:before="0"/>
-      </w:pPr>
-      <w:r>
-        <w:rPr>
-          <w:b w:val="0"/>
-          <w:sz w:val="22"/>
-        </w:rPr>
-        <w:t>(d) Vastaslatralis</w:t>
-      </w:r>
-    </w:p>
-    <w:p>
-      <w:pPr>
-        <w:spacing w:after="0" w:before="40"/>
-      </w:pPr>
-      <w:r>
-        <w:rPr>
-          <w:b/>
-          <w:sz w:val="22"/>
-        </w:rPr>
-        <w:t>Answer: b</w:t>
-      </w:r>
-    </w:p>
-    <w:p>
-      <w:pPr>
-        <w:spacing w:after="0" w:before="0"/>
-      </w:pPr>
-      <w:r>
-        <w:rPr>
-          <w:b w:val="0"/>
-          <w:sz w:val="21"/>
-        </w:rPr>
-        <w:t>Solution: The dorsogluteal site is no longer recommended as the preferred site for IM injections due to the risk of injury to the sciatic nerve. The sciatic nerve is the largest nerve in the body and runs through the buttock area, close to the dorsogluteal site where injections are commonly given. If the injection is not administered correctly, the needle can injure or irritate the sciatic nerve, leading to nerve damage. The ventrogluteal (most Enjections 2 FONT preferable), deltoid and vastus lateralis sites are now considered safer and more appropriate sites for IM injection</w:t>
-      </w:r>
-    </w:p>
-    <w:p>
-      <w:pPr>
-        <w:spacing w:after="0" w:before="0"/>
-      </w:pPr>
-      <w:r>
-        <w:rPr>
-          <w:b w:val="0"/>
-          <w:sz w:val="20"/>
-        </w:rPr>
-        <w:t>Positive Marks: 1</w:t>
-      </w:r>
-    </w:p>
-    <w:p>
-      <w:pPr>
-        <w:spacing w:after="160" w:before="0"/>
-      </w:pPr>
-      <w:r>
-        <w:rPr>
-          <w:b w:val="0"/>
-          <w:sz w:val="20"/>
-        </w:rPr>
-        <w:t>Negative Marks: 0.25</w:t>
-      </w:r>
-    </w:p>
-    <w:p>
-      <w:pPr>
-        <w:spacing w:after="20" w:before="120"/>
-      </w:pPr>
-      <w:r>
-        <w:rPr>
-          <w:b/>
-          <w:sz w:val="22"/>
-        </w:rPr>
-        <w:t>Question: To assess the pulse in child ____________ is most appropriate site</w:t>
-      </w:r>
-    </w:p>
-    <w:p>
-      <w:pPr>
-        <w:spacing w:after="0" w:before="0"/>
-      </w:pPr>
-      <w:r>
-        <w:rPr>
-          <w:b w:val="0"/>
-          <w:sz w:val="22"/>
-        </w:rPr>
-        <w:t>(a) Brachial</w:t>
-      </w:r>
-    </w:p>
-    <w:p>
-      <w:pPr>
-        <w:spacing w:after="0" w:before="0"/>
-      </w:pPr>
-      <w:r>
-        <w:rPr>
-          <w:b w:val="0"/>
-          <w:sz w:val="22"/>
-        </w:rPr>
-        <w:t>(b) Apical</w:t>
-      </w:r>
-    </w:p>
-    <w:p>
-      <w:pPr>
-        <w:spacing w:after="0" w:before="0"/>
-      </w:pPr>
-      <w:r>
-        <w:rPr>
-          <w:b w:val="0"/>
-          <w:sz w:val="22"/>
-        </w:rPr>
-        <w:t>(c) Carotid</w:t>
-      </w:r>
-    </w:p>
-    <w:p>
-      <w:pPr>
-        <w:spacing w:after="0" w:before="0"/>
-      </w:pPr>
-      <w:r>
-        <w:rPr>
-          <w:b w:val="0"/>
-          <w:sz w:val="22"/>
-        </w:rPr>
-        <w:t>(d) Femoral</w:t>
-      </w:r>
-    </w:p>
-    <w:p>
-      <w:pPr>
-        <w:spacing w:after="0" w:before="40"/>
-      </w:pPr>
-      <w:r>
-        <w:rPr>
-          <w:b/>
-          <w:sz w:val="22"/>
-        </w:rPr>
-        <w:t>Answer: b</w:t>
-      </w:r>
-    </w:p>
-    <w:p>
-      <w:pPr>
-        <w:spacing w:after="0" w:before="0"/>
-      </w:pPr>
-      <w:r>
-        <w:rPr>
-          <w:b w:val="0"/>
-          <w:sz w:val="21"/>
-        </w:rPr>
-        <w:t>Solution: The apical site is the most appropriate site to assess the pulse in a child (especially infants) as peripheral pulses are weak.</w:t>
-      </w:r>
-    </w:p>
-    <w:p>
-      <w:pPr>
-        <w:spacing w:after="0" w:before="0"/>
-      </w:pPr>
-      <w:r>
-        <w:rPr>
-          <w:b w:val="0"/>
-          <w:sz w:val="20"/>
-        </w:rPr>
-        <w:t>Positive Marks: 1</w:t>
-      </w:r>
-    </w:p>
-    <w:p>
-      <w:pPr>
-        <w:spacing w:after="160" w:before="0"/>
-      </w:pPr>
-      <w:r>
-        <w:rPr>
-          <w:b w:val="0"/>
-          <w:sz w:val="20"/>
-        </w:rPr>
-        <w:t>Negative Marks: 0.25</w:t>
-      </w:r>
-    </w:p>
-    <w:p>
-      <w:pPr>
-        <w:spacing w:after="20" w:before="120"/>
-      </w:pPr>
-      <w:r>
-        <w:rPr>
-          <w:b/>
-          <w:sz w:val="22"/>
-        </w:rPr>
-        <w:t>Question: A client on DOTS therapy for tuberculosis reports orange-red discoloration of urine. What should the nurse explain?</w:t>
-      </w:r>
-    </w:p>
-    <w:p>
-      <w:pPr>
-        <w:spacing w:after="0" w:before="0"/>
-      </w:pPr>
-      <w:r>
-        <w:rPr>
-          <w:b w:val="0"/>
-          <w:sz w:val="22"/>
-        </w:rPr>
-        <w:t>(a) The drug must be stopped immediately</w:t>
-      </w:r>
-    </w:p>
-    <w:p>
-      <w:pPr>
-        <w:spacing w:after="0" w:before="0"/>
-      </w:pPr>
-      <w:r>
-        <w:rPr>
-          <w:b w:val="0"/>
-          <w:sz w:val="22"/>
-        </w:rPr>
-        <w:t>(b) It is a harmless side effect of rifampicin and therapy must continue</w:t>
-      </w:r>
-    </w:p>
-    <w:p>
-      <w:pPr>
-        <w:spacing w:after="0" w:before="0"/>
-      </w:pPr>
-      <w:r>
-        <w:rPr>
-          <w:b w:val="0"/>
-          <w:sz w:val="22"/>
-        </w:rPr>
-        <w:t>(c) The client needs a higher dose</w:t>
-      </w:r>
-    </w:p>
-    <w:p>
-      <w:pPr>
-        <w:spacing w:after="0" w:before="0"/>
-      </w:pPr>
-      <w:r>
-        <w:rPr>
-          <w:b w:val="0"/>
-          <w:sz w:val="22"/>
-        </w:rPr>
-        <w:t>(d) It indicates liver damage</w:t>
-      </w:r>
-    </w:p>
-    <w:p>
-      <w:pPr>
-        <w:spacing w:after="0" w:before="40"/>
-      </w:pPr>
-      <w:r>
-        <w:rPr>
-          <w:b/>
-          <w:sz w:val="22"/>
-        </w:rPr>
-        <w:t>Answer: b</w:t>
-      </w:r>
-    </w:p>
-    <w:p>
-      <w:pPr>
-        <w:spacing w:after="0" w:before="0"/>
-      </w:pPr>
-      <w:r>
-        <w:rPr>
-          <w:b w:val="0"/>
-          <w:sz w:val="21"/>
-        </w:rPr>
-        <w:t>Solution: Rifampicin harmlessly turns urine (and tears/sweat) orange-red; the client is reassured and adherence continues. Jaundice or hepatitis symptoms, however, require evaluation.</w:t>
-      </w:r>
-    </w:p>
-    <w:p>
-      <w:pPr>
-        <w:spacing w:after="0" w:before="0"/>
-      </w:pPr>
-      <w:r>
-        <w:rPr>
-          <w:b w:val="0"/>
-          <w:sz w:val="20"/>
-        </w:rPr>
-        <w:t>Positive Marks: 1</w:t>
-      </w:r>
-    </w:p>
-    <w:p>
-      <w:pPr>
-        <w:spacing w:after="160" w:before="0"/>
-      </w:pPr>
-      <w:r>
-        <w:rPr>
-          <w:b w:val="0"/>
-          <w:sz w:val="20"/>
-        </w:rPr>
-        <w:t>Negative Marks: 0.25</w:t>
-      </w:r>
-    </w:p>
-    <w:p>
-      <w:pPr>
-        <w:spacing w:after="20" w:before="120"/>
-      </w:pPr>
-      <w:r>
-        <w:rPr>
-          <w:b/>
-          <w:sz w:val="22"/>
-        </w:rPr>
-        <w:t>Question: From following, which is the appropriate method of holding the baby for breast-feeding?</w:t>
-      </w:r>
-    </w:p>
-    <w:p>
-      <w:pPr>
-        <w:spacing w:after="0" w:before="0"/>
-      </w:pPr>
-      <w:r>
-        <w:rPr>
-          <w:b w:val="0"/>
-          <w:sz w:val="22"/>
-        </w:rPr>
-        <w:t>(a) hold only neck</w:t>
-      </w:r>
-    </w:p>
-    <w:p>
-      <w:pPr>
-        <w:spacing w:after="0" w:before="0"/>
-      </w:pPr>
-      <w:r>
-        <w:rPr>
-          <w:b w:val="0"/>
-          <w:sz w:val="22"/>
-        </w:rPr>
-        <w:t>(b) hold baby's lower part</w:t>
-      </w:r>
-    </w:p>
-    <w:p>
-      <w:pPr>
-        <w:spacing w:after="0" w:before="0"/>
-      </w:pPr>
-      <w:r>
-        <w:rPr>
-          <w:b w:val="0"/>
-          <w:sz w:val="22"/>
-        </w:rPr>
-        <w:t>(c) hold baby in upright position</w:t>
-      </w:r>
-    </w:p>
-    <w:p>
-      <w:pPr>
-        <w:spacing w:after="0" w:before="0"/>
-      </w:pPr>
-      <w:r>
-        <w:rPr>
-          <w:b w:val="0"/>
-          <w:sz w:val="22"/>
-        </w:rPr>
-        <w:t>(d) hold baby giving support to whole body</w:t>
-      </w:r>
-    </w:p>
-    <w:p>
-      <w:pPr>
-        <w:spacing w:after="0" w:before="40"/>
-      </w:pPr>
-      <w:r>
-        <w:rPr>
-          <w:b/>
-          <w:sz w:val="22"/>
-        </w:rPr>
-        <w:t>Answer: d</w:t>
-      </w:r>
-    </w:p>
-    <w:p>
-      <w:pPr>
-        <w:spacing w:after="0" w:before="0"/>
-      </w:pPr>
-      <w:r>
-        <w:rPr>
-          <w:b w:val="0"/>
-          <w:sz w:val="21"/>
-        </w:rPr>
-        <w:t>Solution: The mother should hold the baby giving support to the whole body during breastfeeding.</w:t>
-      </w:r>
-    </w:p>
-    <w:p>
-      <w:pPr>
-        <w:spacing w:after="0" w:before="0"/>
-      </w:pPr>
-      <w:r>
-        <w:rPr>
-          <w:b w:val="0"/>
-          <w:sz w:val="20"/>
-        </w:rPr>
-        <w:t>Positive Marks: 1</w:t>
-      </w:r>
-    </w:p>
-    <w:p>
-      <w:pPr>
-        <w:spacing w:after="160" w:before="0"/>
-      </w:pPr>
-      <w:r>
-        <w:rPr>
-          <w:b w:val="0"/>
-          <w:sz w:val="20"/>
-        </w:rPr>
-        <w:t>Negative Marks: 0.25</w:t>
-      </w:r>
-    </w:p>
-    <w:p>
-      <w:pPr>
-        <w:spacing w:after="20" w:before="120"/>
-      </w:pPr>
-      <w:r>
-        <w:rPr>
-          <w:b/>
-          <w:sz w:val="22"/>
-        </w:rPr>
-        <w:t>Question: What is the mechanism by which spraying kerosene on stagnant water kills Anopheles mosquitoes?</w:t>
-      </w:r>
-    </w:p>
-    <w:p>
-      <w:pPr>
-        <w:spacing w:after="0" w:before="0"/>
-      </w:pPr>
-      <w:r>
-        <w:rPr>
-          <w:b w:val="0"/>
-          <w:sz w:val="22"/>
-        </w:rPr>
-        <w:t>(a) Burning of body wall</w:t>
-      </w:r>
-    </w:p>
-    <w:p>
-      <w:pPr>
-        <w:spacing w:after="0" w:before="0"/>
-      </w:pPr>
-      <w:r>
-        <w:rPr>
-          <w:b w:val="0"/>
-          <w:sz w:val="22"/>
-        </w:rPr>
-        <w:t>(b) Prevention of spiracle to come in contact with air</w:t>
-      </w:r>
-    </w:p>
-    <w:p>
-      <w:pPr>
-        <w:spacing w:after="0" w:before="0"/>
-      </w:pPr>
-      <w:r>
-        <w:rPr>
-          <w:b w:val="0"/>
-          <w:sz w:val="22"/>
-        </w:rPr>
-        <w:t>(c) Diffusion into body</w:t>
-      </w:r>
-    </w:p>
-    <w:p>
-      <w:pPr>
-        <w:spacing w:after="0" w:before="0"/>
-      </w:pPr>
-      <w:r>
-        <w:rPr>
-          <w:b w:val="0"/>
-          <w:sz w:val="22"/>
-        </w:rPr>
-        <w:t>(d) Entry into and blocking of respiratory tract</w:t>
-      </w:r>
-    </w:p>
-    <w:p>
-      <w:pPr>
-        <w:spacing w:after="0" w:before="40"/>
-      </w:pPr>
-      <w:r>
-        <w:rPr>
-          <w:b/>
-          <w:sz w:val="22"/>
-        </w:rPr>
-        <w:t>Answer: d</w:t>
-      </w:r>
-    </w:p>
-    <w:p>
-      <w:pPr>
-        <w:spacing w:after="0" w:before="0"/>
-      </w:pPr>
-      <w:r>
-        <w:rPr>
-          <w:b w:val="0"/>
-          <w:sz w:val="21"/>
-        </w:rPr>
-        <w:t>Solution: Spraying kerosene on stagnant water kills Anopheles mosquitoes by the mechanism of entry into and blocking of the respiratory tract. Kerosene forms a film over the water surface, depriving the mosquito larvae and pupae of access to atmospheric oxygen. Mosquito larvae and pupae breathe through specialized structures called spiracles, which are connected to their respiratory system. When the kerosene film is formed on the water, it blocks the spiracles, preventing the larvae and pupae from obtaining oxygen and leading to their suffocation and death.</w:t>
-      </w:r>
-    </w:p>
-    <w:p>
-      <w:pPr>
-        <w:spacing w:after="0" w:before="0"/>
-      </w:pPr>
-      <w:r>
-        <w:rPr>
-          <w:b w:val="0"/>
-          <w:sz w:val="20"/>
-        </w:rPr>
-        <w:t>Positive Marks: 1</w:t>
-      </w:r>
-    </w:p>
-    <w:p>
-      <w:pPr>
-        <w:spacing w:after="160" w:before="0"/>
-      </w:pPr>
-      <w:r>
-        <w:rPr>
-          <w:b w:val="0"/>
-          <w:sz w:val="20"/>
-        </w:rPr>
-        <w:t>Negative Marks: 0.25</w:t>
-      </w:r>
-    </w:p>
-    <w:p>
-      <w:pPr>
-        <w:spacing w:after="20" w:before="120"/>
-      </w:pPr>
-      <w:r>
-        <w:rPr>
-          <w:b/>
-          <w:sz w:val="22"/>
-        </w:rPr>
-        <w:t>Question: All are true about Febrile seizure in children except</w:t>
-      </w:r>
-    </w:p>
-    <w:p>
-      <w:pPr>
-        <w:spacing w:after="0" w:before="0"/>
-      </w:pPr>
-      <w:r>
-        <w:rPr>
-          <w:b w:val="0"/>
-          <w:sz w:val="22"/>
-        </w:rPr>
-        <w:t>(a) Cerebral hypoxia is evident</w:t>
-      </w:r>
-    </w:p>
-    <w:p>
-      <w:pPr>
-        <w:spacing w:after="0" w:before="0"/>
-      </w:pPr>
-      <w:r>
-        <w:rPr>
-          <w:b w:val="0"/>
-          <w:sz w:val="22"/>
-        </w:rPr>
-        <w:t>(b) Young age is not a major risk factor</w:t>
-      </w:r>
-    </w:p>
-    <w:p>
-      <w:pPr>
-        <w:spacing w:after="0" w:before="0"/>
-      </w:pPr>
-      <w:r>
-        <w:rPr>
-          <w:b w:val="0"/>
-          <w:sz w:val="22"/>
-        </w:rPr>
-        <w:t>(c) Risk of injury</w:t>
-      </w:r>
-    </w:p>
-    <w:p>
-      <w:pPr>
-        <w:spacing w:after="0" w:before="0"/>
-      </w:pPr>
-      <w:r>
-        <w:rPr>
-          <w:b w:val="0"/>
-          <w:sz w:val="22"/>
-        </w:rPr>
-        <w:t>(d) Administer PCM as a part of management of Febrile seizure</w:t>
-      </w:r>
-    </w:p>
-    <w:p>
-      <w:pPr>
-        <w:spacing w:after="0" w:before="40"/>
-      </w:pPr>
-      <w:r>
-        <w:rPr>
-          <w:b/>
-          <w:sz w:val="22"/>
-        </w:rPr>
-        <w:t>Answer: b</w:t>
-      </w:r>
-    </w:p>
-    <w:p>
-      <w:pPr>
-        <w:spacing w:after="0" w:before="0"/>
-      </w:pPr>
-      <w:r>
-        <w:rPr>
-          <w:b w:val="0"/>
-          <w:sz w:val="21"/>
-        </w:rPr>
-        <w:t>Solution: Febrile seizures occur in young children (6 months-5 years); age is a recognised risk factor, so 'young age is not a major risk factor' is the false statement.</w:t>
-      </w:r>
-    </w:p>
-    <w:p>
-      <w:pPr>
-        <w:spacing w:after="0" w:before="0"/>
-      </w:pPr>
-      <w:r>
-        <w:rPr>
-          <w:b w:val="0"/>
-          <w:sz w:val="20"/>
-        </w:rPr>
-        <w:t>Positive Marks: 1</w:t>
-      </w:r>
-    </w:p>
-    <w:p>
-      <w:pPr>
-        <w:spacing w:after="160" w:before="0"/>
-      </w:pPr>
-      <w:r>
-        <w:rPr>
-          <w:b w:val="0"/>
-          <w:sz w:val="20"/>
-        </w:rPr>
-        <w:t>Negative Marks: 0.25</w:t>
-      </w:r>
-    </w:p>
-    <w:p>
-      <w:pPr>
-        <w:spacing w:after="20" w:before="120"/>
-      </w:pPr>
-      <w:r>
-        <w:rPr>
-          <w:b/>
-          <w:sz w:val="22"/>
-        </w:rPr>
-        <w:t>Question: Which is a most leading cause of under 5 children infection in worldwide?</w:t>
-      </w:r>
-    </w:p>
-    <w:p>
-      <w:pPr>
-        <w:spacing w:after="0" w:before="0"/>
-      </w:pPr>
-      <w:r>
-        <w:rPr>
-          <w:b w:val="0"/>
-          <w:sz w:val="22"/>
-        </w:rPr>
-        <w:t>(a) Pneumonia</w:t>
-      </w:r>
-    </w:p>
-    <w:p>
-      <w:pPr>
-        <w:spacing w:after="0" w:before="0"/>
-      </w:pPr>
-      <w:r>
-        <w:rPr>
-          <w:b w:val="0"/>
-          <w:sz w:val="22"/>
-        </w:rPr>
-        <w:t>(b) Birthasphyxia</w:t>
-      </w:r>
-    </w:p>
-    <w:p>
-      <w:pPr>
-        <w:spacing w:after="0" w:before="0"/>
-      </w:pPr>
-      <w:r>
-        <w:rPr>
-          <w:b w:val="0"/>
-          <w:sz w:val="22"/>
-        </w:rPr>
-        <w:t>(c) URTI</w:t>
-      </w:r>
-    </w:p>
-    <w:p>
-      <w:pPr>
-        <w:spacing w:after="0" w:before="0"/>
-      </w:pPr>
-      <w:r>
-        <w:rPr>
-          <w:b w:val="0"/>
-          <w:sz w:val="22"/>
-        </w:rPr>
-        <w:t>(d) Diarrhoea</w:t>
-      </w:r>
-    </w:p>
-    <w:p>
-      <w:pPr>
-        <w:spacing w:after="0" w:before="40"/>
-      </w:pPr>
-      <w:r>
-        <w:rPr>
-          <w:b/>
-          <w:sz w:val="22"/>
-        </w:rPr>
-        <w:t>Answer: a</w:t>
-      </w:r>
-    </w:p>
-    <w:p>
-      <w:pPr>
-        <w:spacing w:after="0" w:before="0"/>
-      </w:pPr>
-      <w:r>
-        <w:rPr>
-          <w:b w:val="0"/>
-          <w:sz w:val="21"/>
-        </w:rPr>
-        <w:t>Solution: Pneumonia is the leading infectious cause of death in children under 5 years worldwide, accounting for about 14% of all deaths in this age group.</w:t>
-      </w:r>
-    </w:p>
-    <w:p>
-      <w:pPr>
-        <w:spacing w:after="0" w:before="0"/>
-      </w:pPr>
-      <w:r>
-        <w:rPr>
-          <w:b w:val="0"/>
-          <w:sz w:val="20"/>
-        </w:rPr>
-        <w:t>Positive Marks: 1</w:t>
-      </w:r>
-    </w:p>
-    <w:p>
-      <w:pPr>
-        <w:spacing w:after="160" w:before="0"/>
-      </w:pPr>
-      <w:r>
-        <w:rPr>
-          <w:b w:val="0"/>
-          <w:sz w:val="20"/>
-        </w:rPr>
-        <w:t>Negative Marks: 0.25</w:t>
-      </w:r>
-    </w:p>
-    <w:p>
-      <w:pPr>
-        <w:spacing w:after="20" w:before="120"/>
-      </w:pPr>
-      <w:r>
-        <w:rPr>
-          <w:b/>
-          <w:sz w:val="22"/>
-        </w:rPr>
-        <w:t>Question: ORS (Oral Rehydration Solution) should be given in acute diarrhoea:</w:t>
-      </w:r>
-    </w:p>
-    <w:p>
-      <w:pPr>
-        <w:spacing w:after="0" w:before="0"/>
-      </w:pPr>
-      <w:r>
-        <w:rPr>
-          <w:b w:val="0"/>
-          <w:sz w:val="22"/>
-        </w:rPr>
-        <w:t>(a) Only with antibiotics</w:t>
-      </w:r>
-    </w:p>
-    <w:p>
-      <w:pPr>
-        <w:spacing w:after="0" w:before="0"/>
-      </w:pPr>
-      <w:r>
-        <w:rPr>
-          <w:b w:val="0"/>
-          <w:sz w:val="22"/>
-        </w:rPr>
-        <w:t>(b) Only if the child is vomiting</w:t>
-      </w:r>
-    </w:p>
-    <w:p>
-      <w:pPr>
-        <w:spacing w:after="0" w:before="0"/>
-      </w:pPr>
-      <w:r>
-        <w:rPr>
-          <w:b w:val="0"/>
-          <w:sz w:val="22"/>
-        </w:rPr>
-        <w:t>(c) After every loose stool in small amounts</w:t>
-      </w:r>
-    </w:p>
-    <w:p>
-      <w:pPr>
-        <w:spacing w:after="0" w:before="0"/>
-      </w:pPr>
-      <w:r>
-        <w:rPr>
-          <w:b w:val="0"/>
-          <w:sz w:val="22"/>
-        </w:rPr>
-        <w:t>(d) Only when the child is hospitalised</w:t>
-      </w:r>
-    </w:p>
-    <w:p>
-      <w:pPr>
-        <w:spacing w:after="0" w:before="40"/>
-      </w:pPr>
-      <w:r>
-        <w:rPr>
-          <w:b/>
-          <w:sz w:val="22"/>
-        </w:rPr>
-        <w:t>Answer: c</w:t>
-      </w:r>
-    </w:p>
-    <w:p>
-      <w:pPr>
-        <w:spacing w:after="0" w:before="0"/>
-      </w:pPr>
-      <w:r>
-        <w:rPr>
-          <w:b w:val="0"/>
-          <w:sz w:val="21"/>
-        </w:rPr>
-        <w:t>Solution: ORS is given after each loose stool (about 50-100 ml per stool for a young child) to prevent dehydration.</w:t>
-      </w:r>
-    </w:p>
-    <w:p>
-      <w:pPr>
-        <w:spacing w:after="0" w:before="0"/>
-      </w:pPr>
-      <w:r>
-        <w:rPr>
-          <w:b w:val="0"/>
-          <w:sz w:val="20"/>
-        </w:rPr>
-        <w:t>Positive Marks: 1</w:t>
-      </w:r>
-    </w:p>
-    <w:p>
-      <w:pPr>
-        <w:spacing w:after="160" w:before="0"/>
-      </w:pPr>
-      <w:r>
-        <w:rPr>
-          <w:b w:val="0"/>
-          <w:sz w:val="20"/>
-        </w:rPr>
-        <w:t>Negative Marks: 0.25</w:t>
-      </w:r>
-    </w:p>
-    <w:p>
-      <w:pPr>
-        <w:spacing w:after="20" w:before="120"/>
-      </w:pPr>
-      <w:r>
-        <w:rPr>
-          <w:b/>
-          <w:sz w:val="22"/>
-        </w:rPr>
-        <w:t>Question: Which is considered the best site for intramuscular (IM) injection in an infant?</w:t>
-      </w:r>
-    </w:p>
-    <w:p>
-      <w:pPr>
-        <w:spacing w:after="0" w:before="0"/>
-      </w:pPr>
-      <w:r>
-        <w:rPr>
-          <w:b w:val="0"/>
-          <w:sz w:val="22"/>
-        </w:rPr>
-        <w:t>(a) Vastus lateralis muscles</w:t>
-      </w:r>
-    </w:p>
-    <w:p>
-      <w:pPr>
-        <w:spacing w:after="0" w:before="0"/>
-      </w:pPr>
-      <w:r>
-        <w:rPr>
-          <w:b w:val="0"/>
-          <w:sz w:val="22"/>
-        </w:rPr>
-        <w:t>(b) Femoral muscle</w:t>
-      </w:r>
-    </w:p>
-    <w:p>
-      <w:pPr>
-        <w:spacing w:after="0" w:before="0"/>
-      </w:pPr>
-      <w:r>
-        <w:rPr>
-          <w:b w:val="0"/>
-          <w:sz w:val="22"/>
-        </w:rPr>
-        <w:t>(c) Deltoid muscles</w:t>
-      </w:r>
-    </w:p>
-    <w:p>
-      <w:pPr>
-        <w:spacing w:after="0" w:before="0"/>
-      </w:pPr>
-      <w:r>
-        <w:rPr>
-          <w:b w:val="0"/>
-          <w:sz w:val="22"/>
-        </w:rPr>
-        <w:t>(d) Dorsogluteal muscles</w:t>
-      </w:r>
-    </w:p>
-    <w:p>
-      <w:pPr>
-        <w:spacing w:after="0" w:before="40"/>
-      </w:pPr>
-      <w:r>
-        <w:rPr>
-          <w:b/>
-          <w:sz w:val="22"/>
-        </w:rPr>
-        <w:t>Answer: a</w:t>
-      </w:r>
-    </w:p>
-    <w:p>
-      <w:pPr>
-        <w:spacing w:after="0" w:before="0"/>
-      </w:pPr>
-      <w:r>
-        <w:rPr>
-          <w:b w:val="0"/>
-          <w:sz w:val="21"/>
-        </w:rPr>
-        <w:t>Solution: The best site for intramuscular (IM) injection in an infant is the vastus lateralis muscle. The vastus lateralis is located on the anterior lateral aspect of the thigh. It is a large, well-developed muscle in infants and young children, making it an ideal site for IM injections. The muscle has a thick mass of tissue and is less susceptible to injury or nerve damage during the injection. Additionally, the vastus lateralis has a good blood supply, allowing for efficient absorption of the medication.</w:t>
-      </w:r>
-    </w:p>
-    <w:p>
-      <w:pPr>
-        <w:spacing w:after="0" w:before="0"/>
-      </w:pPr>
-      <w:r>
-        <w:rPr>
-          <w:b w:val="0"/>
-          <w:sz w:val="20"/>
-        </w:rPr>
-        <w:t>Positive Marks: 1</w:t>
-      </w:r>
-    </w:p>
-    <w:p>
-      <w:pPr>
-        <w:spacing w:after="160" w:before="0"/>
-      </w:pPr>
-      <w:r>
-        <w:rPr>
-          <w:b w:val="0"/>
-          <w:sz w:val="20"/>
-        </w:rPr>
-        <w:t>Negative Marks: 0.25</w:t>
-      </w:r>
-    </w:p>
-    <w:p>
-      <w:pPr>
-        <w:spacing w:after="20" w:before="120"/>
-      </w:pPr>
-      <w:r>
-        <w:rPr>
-          <w:b/>
-          <w:sz w:val="22"/>
-        </w:rPr>
-        <w:t>Question: Before suturing at the end of an open abdominal surgery, what is the mandatory priority action for the scrub nurse?</w:t>
-      </w:r>
-    </w:p>
-    <w:p>
-      <w:pPr>
-        <w:spacing w:after="0" w:before="0"/>
-      </w:pPr>
-      <w:r>
-        <w:rPr>
-          <w:b w:val="0"/>
-          <w:sz w:val="22"/>
-        </w:rPr>
-        <w:t>(a) Perform complete sponge, needle, and instrument count with circulator</w:t>
-      </w:r>
-    </w:p>
-    <w:p>
-      <w:pPr>
-        <w:spacing w:after="0" w:before="0"/>
-      </w:pPr>
-      <w:r>
-        <w:rPr>
-          <w:b w:val="0"/>
-          <w:sz w:val="22"/>
-        </w:rPr>
-        <w:t>(b) Disinfection of OT room</w:t>
-      </w:r>
-    </w:p>
-    <w:p>
-      <w:pPr>
-        <w:spacing w:after="0" w:before="0"/>
-      </w:pPr>
-      <w:r>
-        <w:rPr>
-          <w:b w:val="0"/>
-          <w:sz w:val="22"/>
-        </w:rPr>
-        <w:t>(c) Change surgical gown</w:t>
-      </w:r>
-    </w:p>
-    <w:p>
-      <w:pPr>
-        <w:spacing w:after="0" w:before="0"/>
-      </w:pPr>
-      <w:r>
-        <w:rPr>
-          <w:b w:val="0"/>
-          <w:sz w:val="22"/>
-        </w:rPr>
-        <w:t>(d) Clean instruments</w:t>
-      </w:r>
-    </w:p>
-    <w:p>
-      <w:pPr>
-        <w:spacing w:after="0" w:before="40"/>
-      </w:pPr>
-      <w:r>
-        <w:rPr>
-          <w:b/>
-          <w:sz w:val="22"/>
-        </w:rPr>
-        <w:t>Answer: a</w:t>
-      </w:r>
-    </w:p>
-    <w:p>
-      <w:pPr>
-        <w:spacing w:after="0" w:before="0"/>
-      </w:pPr>
-      <w:r>
-        <w:rPr>
-          <w:b w:val="0"/>
-          <w:sz w:val="21"/>
-        </w:rPr>
-        <w:t>Solution: A dual, verified count of surgical sponges, needles, and instruments before peritoneal closure is mandatory to prevent retained surgical items (gossypiboma).</w:t>
-      </w:r>
-    </w:p>
-    <w:p>
-      <w:pPr>
-        <w:spacing w:after="0" w:before="0"/>
-      </w:pPr>
-      <w:r>
-        <w:rPr>
-          <w:b w:val="0"/>
-          <w:sz w:val="20"/>
-        </w:rPr>
-        <w:t>Positive Marks: 1</w:t>
-      </w:r>
-    </w:p>
-    <w:p>
-      <w:pPr>
-        <w:spacing w:after="160" w:before="0"/>
-      </w:pPr>
-      <w:r>
-        <w:rPr>
-          <w:b w:val="0"/>
-          <w:sz w:val="20"/>
-        </w:rPr>
-        <w:t>Negative Marks: 0.25</w:t>
-      </w:r>
-    </w:p>
-    <w:p>
-      <w:pPr>
-        <w:spacing w:after="20" w:before="120"/>
-      </w:pPr>
-      <w:r>
-        <w:rPr>
-          <w:b/>
-          <w:sz w:val="22"/>
-        </w:rPr>
-        <w:t>Question: Which vitamin is synthesized in the skin on exposure to sunlight?</w:t>
-      </w:r>
-    </w:p>
-    <w:p>
-      <w:pPr>
-        <w:spacing w:after="0" w:before="0"/>
-      </w:pPr>
-      <w:r>
-        <w:rPr>
-          <w:b w:val="0"/>
-          <w:sz w:val="22"/>
-        </w:rPr>
-        <w:t>(a) Vitamin D</w:t>
-      </w:r>
-    </w:p>
-    <w:p>
-      <w:pPr>
-        <w:spacing w:after="0" w:before="0"/>
-      </w:pPr>
-      <w:r>
-        <w:rPr>
-          <w:b w:val="0"/>
-          <w:sz w:val="22"/>
-        </w:rPr>
-        <w:t>(b) Vitamin A</w:t>
-      </w:r>
-    </w:p>
-    <w:p>
-      <w:pPr>
-        <w:spacing w:after="0" w:before="0"/>
-      </w:pPr>
-      <w:r>
-        <w:rPr>
-          <w:b w:val="0"/>
-          <w:sz w:val="22"/>
-        </w:rPr>
-        <w:t>(c) Vitamin C</w:t>
-      </w:r>
-    </w:p>
-    <w:p>
-      <w:pPr>
-        <w:spacing w:after="0" w:before="0"/>
-      </w:pPr>
-      <w:r>
-        <w:rPr>
-          <w:b w:val="0"/>
-          <w:sz w:val="22"/>
-        </w:rPr>
-        <w:t>(d) Vitamin E</w:t>
-      </w:r>
-    </w:p>
-    <w:p>
-      <w:pPr>
-        <w:spacing w:after="0" w:before="40"/>
-      </w:pPr>
-      <w:r>
-        <w:rPr>
-          <w:b/>
-          <w:sz w:val="22"/>
-        </w:rPr>
-        <w:t>Answer: a</w:t>
-      </w:r>
-    </w:p>
-    <w:p>
-      <w:pPr>
-        <w:spacing w:after="0" w:before="0"/>
-      </w:pPr>
-      <w:r>
-        <w:rPr>
-          <w:b w:val="0"/>
-          <w:sz w:val="21"/>
-        </w:rPr>
-        <w:t>Solution: Vitamin D (cholecalciferol) is synthesized in the skin from 7-dehydrocholesterol on exposure to ultraviolet B rays of sunlight.</w:t>
-      </w:r>
-    </w:p>
-    <w:p>
-      <w:pPr>
-        <w:spacing w:after="0" w:before="0"/>
-      </w:pPr>
-      <w:r>
-        <w:rPr>
-          <w:b w:val="0"/>
-          <w:sz w:val="20"/>
-        </w:rPr>
-        <w:t>Positive Marks: 1</w:t>
-      </w:r>
-    </w:p>
-    <w:p>
-      <w:pPr>
-        <w:spacing w:after="160" w:before="0"/>
-      </w:pPr>
-      <w:r>
-        <w:rPr>
-          <w:b w:val="0"/>
-          <w:sz w:val="20"/>
-        </w:rPr>
-        <w:t>Negative Marks: 0.25</w:t>
-      </w:r>
-    </w:p>
-    <w:p>
-      <w:pPr>
-        <w:spacing w:after="20" w:before="120"/>
-      </w:pPr>
-      <w:r>
-        <w:rPr>
-          <w:b/>
-          <w:sz w:val="22"/>
-        </w:rPr>
-        <w:t>Question: Which of the following is an example of an X-linked dominant disorder?</w:t>
-      </w:r>
-    </w:p>
-    <w:p>
-      <w:pPr>
-        <w:spacing w:after="0" w:before="0"/>
-      </w:pPr>
-      <w:r>
-        <w:rPr>
-          <w:b w:val="0"/>
-          <w:sz w:val="22"/>
-        </w:rPr>
-        <w:t>(a) Haemophilia</w:t>
-      </w:r>
-    </w:p>
-    <w:p>
-      <w:pPr>
-        <w:spacing w:after="0" w:before="0"/>
-      </w:pPr>
-      <w:r>
-        <w:rPr>
-          <w:b w:val="0"/>
-          <w:sz w:val="22"/>
-        </w:rPr>
-        <w:t>(b) Duchenne muscular dystrophy</w:t>
-      </w:r>
-    </w:p>
-    <w:p>
-      <w:pPr>
-        <w:spacing w:after="0" w:before="0"/>
-      </w:pPr>
-      <w:r>
-        <w:rPr>
-          <w:b w:val="0"/>
-          <w:sz w:val="22"/>
-        </w:rPr>
-        <w:t>(c) Vitamin D-resistant rickets</w:t>
-      </w:r>
-    </w:p>
-    <w:p>
-      <w:pPr>
-        <w:spacing w:after="0" w:before="0"/>
-      </w:pPr>
-      <w:r>
-        <w:rPr>
-          <w:b w:val="0"/>
-          <w:sz w:val="22"/>
-        </w:rPr>
-        <w:t>(d) Colour blindness</w:t>
-      </w:r>
-    </w:p>
-    <w:p>
-      <w:pPr>
-        <w:spacing w:after="0" w:before="40"/>
-      </w:pPr>
-      <w:r>
-        <w:rPr>
-          <w:b/>
-          <w:sz w:val="22"/>
-        </w:rPr>
-        <w:t>Answer: c</w:t>
-      </w:r>
-    </w:p>
-    <w:p>
-      <w:pPr>
-        <w:spacing w:after="0" w:before="0"/>
-      </w:pPr>
-      <w:r>
-        <w:rPr>
-          <w:b w:val="0"/>
-          <w:sz w:val="21"/>
-        </w:rPr>
-        <w:t>Solution: X-linked dominant disorders (e.g., vitamin D-resistant rickets) affect both sexes and an affected male transmits the trait to all daughters but to no sons; haemophilia, colour blindness and DMD are X-linked recessive.</w:t>
-      </w:r>
-    </w:p>
-    <w:p>
-      <w:pPr>
-        <w:spacing w:after="0" w:before="0"/>
-      </w:pPr>
-      <w:r>
-        <w:rPr>
-          <w:b w:val="0"/>
-          <w:sz w:val="20"/>
-        </w:rPr>
-        <w:t>Positive Marks: 1</w:t>
-      </w:r>
-    </w:p>
-    <w:p>
-      <w:pPr>
-        <w:spacing w:after="160" w:before="0"/>
-      </w:pPr>
-      <w:r>
-        <w:rPr>
-          <w:b w:val="0"/>
-          <w:sz w:val="20"/>
-        </w:rPr>
-        <w:t>Negative Marks: 0.25</w:t>
+      <w:r>
+        <w:t xml:space="preserve">Question: The total volume of blood in an adult human body is approximately</w:t>
+      </w:r>
+    </w:p>
+    <w:p>
+      <w:r>
+        <w:t xml:space="preserve">(a) 5 liters</w:t>
+      </w:r>
+    </w:p>
+    <w:p>
+      <w:r>
+        <w:t xml:space="preserve">(b) 1 liter</w:t>
+      </w:r>
+    </w:p>
+    <w:p>
+      <w:r>
+        <w:t xml:space="preserve">(c) 10 liters</w:t>
+      </w:r>
+    </w:p>
+    <w:p>
+      <w:r>
+        <w:t xml:space="preserve">(d) 20 liters</w:t>
+      </w:r>
+    </w:p>
+    <w:p>
+      <w:r>
+        <w:t xml:space="preserve">Answer: a</w:t>
+      </w:r>
+    </w:p>
+    <w:p>
+      <w:r>
+        <w:t xml:space="preserve">Solution: ✅ Correct Answer: a</w:t>
+      </w:r>
+    </w:p>
+    <w:p>
+      <w:r>
+        <w:t xml:space="preserve">🧠 Clinical Rationale: Blood volume is about 70-80 mL per kg — roughly 5 LITERS in an average adult (about 8% of body weight).</w:t>
+      </w:r>
+    </w:p>
+    <w:p>
+      <w:r>
+        <w:t xml:space="preserve">❌ Why Not Other Options?</w:t>
+      </w:r>
+    </w:p>
+    <w:p>
+      <w:r>
+        <w:t xml:space="preserve">(b) — 1 liter is far too little.</w:t>
+      </w:r>
+    </w:p>
+    <w:p>
+      <w:r>
+        <w:t xml:space="preserve">(c) — 10 liters and (d) 20 liters exceed normal blood volume.</w:t>
+      </w:r>
+    </w:p>
+    <w:p>
+      <w:r>
+        <w:t xml:space="preserve">⚠️ Exam Trap: "Blood = ~7-8% of body weight ≈ 5 L adult" — the per-kg estimate (70-80 mL/kg) answers volume questions at any weight.</w:t>
+      </w:r>
+    </w:p>
+    <w:p>
+      <w:r>
+        <w:t xml:space="preserve">💎 PNC Pearl: "Five liters of life — about 7-8% of the body's weight."</w:t>
+      </w:r>
+    </w:p>
+    <w:p>
+      <w:r>
+        <w:t xml:space="preserve">Positive Marks: 1</w:t>
+      </w:r>
+    </w:p>
+    <w:p>
+      <w:r>
+        <w:t xml:space="preserve">Negative Marks: 0.25</w:t>
+      </w:r>
+    </w:p>
+    <w:p>
+      <w:r>
+        <w:t xml:space="preserve"/>
+      </w:r>
+    </w:p>
+    <w:p>
+      <w:r>
+        <w:t xml:space="preserve">Question: When a patient's pulse rhythm is irregular, the nurse should count it for</w:t>
+      </w:r>
+    </w:p>
+    <w:p>
+      <w:r>
+        <w:t xml:space="preserve">(a) A full minute</w:t>
+      </w:r>
+    </w:p>
+    <w:p>
+      <w:r>
+        <w:t xml:space="preserve">(b) 15 seconds</w:t>
+      </w:r>
+    </w:p>
+    <w:p>
+      <w:r>
+        <w:t xml:space="preserve">(c) 10 seconds</w:t>
+      </w:r>
+    </w:p>
+    <w:p>
+      <w:r>
+        <w:t xml:space="preserve">(d) 5 seconds</w:t>
+      </w:r>
+    </w:p>
+    <w:p>
+      <w:r>
+        <w:t xml:space="preserve">Answer: a</w:t>
+      </w:r>
+    </w:p>
+    <w:p>
+      <w:r>
+        <w:t xml:space="preserve">Solution: ✅ Correct Answer: a</w:t>
+      </w:r>
+    </w:p>
+    <w:p>
+      <w:r>
+        <w:t xml:space="preserve">🧠 Clinical Rationale: An irregular pulse is counted for the FULL 60 seconds to obtain an accurate rate and detect the rhythm variation.</w:t>
+      </w:r>
+    </w:p>
+    <w:p>
+      <w:r>
+        <w:t xml:space="preserve">❌ Why Not Other Options?</w:t>
+      </w:r>
+    </w:p>
+    <w:p>
+      <w:r>
+        <w:t xml:space="preserve">(b) — 15 seconds multiplies errors in an irregular rhythm.</w:t>
+      </w:r>
+    </w:p>
+    <w:p>
+      <w:r>
+        <w:t xml:space="preserve">(c) — 10 seconds is too short for accuracy.</w:t>
+      </w:r>
+    </w:p>
+    <w:p>
+      <w:r>
+        <w:t xml:space="preserve">(d) — 5 seconds is grossly inaccurate.</w:t>
+      </w:r>
+    </w:p>
+    <w:p>
+      <w:r>
+        <w:t xml:space="preserve">⚠️ Exam Trap: "Irregular pulse = count a full minute; regular pulse may be counted for 30 seconds × 2 — but a full minute is always safest."</w:t>
+      </w:r>
+    </w:p>
+    <w:p>
+      <w:r>
+        <w:t xml:space="preserve">💎 PNC Pearl: "When the rhythm stutters, count the full minute — shortcuts lie."</w:t>
+      </w:r>
+    </w:p>
+    <w:p>
+      <w:r>
+        <w:t xml:space="preserve">Positive Marks: 1</w:t>
+      </w:r>
+    </w:p>
+    <w:p>
+      <w:r>
+        <w:t xml:space="preserve">Negative Marks: 0.25</w:t>
+      </w:r>
+    </w:p>
+    <w:p>
+      <w:r>
+        <w:t xml:space="preserve"/>
+      </w:r>
+    </w:p>
+    <w:p>
+      <w:r>
+        <w:t xml:space="preserve">Question: A patient with acute leukemia is at the highest risk for</w:t>
+      </w:r>
+    </w:p>
+    <w:p>
+      <w:r>
+        <w:t xml:space="preserve">(a) Infection and bleeding</w:t>
+      </w:r>
+    </w:p>
+    <w:p>
+      <w:r>
+        <w:t xml:space="preserve">(b) Hypertension</w:t>
+      </w:r>
+    </w:p>
+    <w:p>
+      <w:r>
+        <w:t xml:space="preserve">(c) Constipation</w:t>
+      </w:r>
+    </w:p>
+    <w:p>
+      <w:r>
+        <w:t xml:space="preserve">(d) Weight gain</w:t>
+      </w:r>
+    </w:p>
+    <w:p>
+      <w:r>
+        <w:t xml:space="preserve">Answer: a</w:t>
+      </w:r>
+    </w:p>
+    <w:p>
+      <w:r>
+        <w:t xml:space="preserve">Solution: ✅ Correct Answer: a</w:t>
+      </w:r>
+    </w:p>
+    <w:p>
+      <w:r>
+        <w:t xml:space="preserve">🧠 Clinical Rationale: Neutropenia (low neutrophils) and thrombocytopenia (low platelets) in acute leukemia predispose the patient to INFECTIONS and BLEEDING.</w:t>
+      </w:r>
+    </w:p>
+    <w:p>
+      <w:r>
+        <w:t xml:space="preserve">❌ Why Not Other Options?</w:t>
+      </w:r>
+    </w:p>
+    <w:p>
+      <w:r>
+        <w:t xml:space="preserve">(b) — Hypertension is not the chief leukemia risk.</w:t>
+      </w:r>
+    </w:p>
+    <w:p>
+      <w:r>
+        <w:t xml:space="preserve">(c) — Constipation is not disease-defining.</w:t>
+      </w:r>
+    </w:p>
+    <w:p>
+      <w:r>
+        <w:t xml:space="preserve">(d) — Weight gain is not typical (weight loss is).</w:t>
+      </w:r>
+    </w:p>
+    <w:p>
+      <w:r>
+        <w:t xml:space="preserve">⚠️ Exam Trap: "Leukemia risks = infection (neutropenia) + bleeding (thrombocytopenia); protective care = hand hygiene, no raw foods, gentle oral care, watch for petechiae."</w:t>
+      </w:r>
+    </w:p>
+    <w:p>
+      <w:r>
+        <w:t xml:space="preserve">💎 PNC Pearl: "No white cells to fight, no platelets to clot — the leukemic patient walks a thin line."</w:t>
+      </w:r>
+    </w:p>
+    <w:p>
+      <w:r>
+        <w:t xml:space="preserve">Positive Marks: 1</w:t>
+      </w:r>
+    </w:p>
+    <w:p>
+      <w:r>
+        <w:t xml:space="preserve">Negative Marks: 0.25</w:t>
+      </w:r>
+    </w:p>
+    <w:p>
+      <w:r>
+        <w:t xml:space="preserve"/>
+      </w:r>
+    </w:p>
+    <w:p>
+      <w:r>
+        <w:t xml:space="preserve">Question: The "show" that occurs before the onset of labor is</w:t>
+      </w:r>
+    </w:p>
+    <w:p>
+      <w:r>
+        <w:t xml:space="preserve">(a) Blood-stained mucus discharge from the vagina</w:t>
+      </w:r>
+    </w:p>
+    <w:p>
+      <w:r>
+        <w:t xml:space="preserve">(b) Rupture of the membranes</w:t>
+      </w:r>
+    </w:p>
+    <w:p>
+      <w:r>
+        <w:t xml:space="preserve">(c) Passage of meconium</w:t>
+      </w:r>
+    </w:p>
+    <w:p>
+      <w:r>
+        <w:t xml:space="preserve">(d) A uterine contraction only</w:t>
+      </w:r>
+    </w:p>
+    <w:p>
+      <w:r>
+        <w:t xml:space="preserve">Answer: a</w:t>
+      </w:r>
+    </w:p>
+    <w:p>
+      <w:r>
+        <w:t xml:space="preserve">Solution: ✅ Correct Answer: a</w:t>
+      </w:r>
+    </w:p>
+    <w:p>
+      <w:r>
+        <w:t xml:space="preserve">🧠 Clinical Rationale: The 'show' is the blood-tinged mucus plug passed when the cervix begins to dilate and efface — a sign of impending labor.</w:t>
+      </w:r>
+    </w:p>
+    <w:p>
+      <w:r>
+        <w:t xml:space="preserve">❌ Why Not Other Options?</w:t>
+      </w:r>
+    </w:p>
+    <w:p>
+      <w:r>
+        <w:t xml:space="preserve">(b) — Rupture of membranes is a separate event (water breaking).</w:t>
+      </w:r>
+    </w:p>
+    <w:p>
+      <w:r>
+        <w:t xml:space="preserve">(c) — Meconium passage is fetal, usually in distress.</w:t>
+      </w:r>
+    </w:p>
+    <w:p>
+      <w:r>
+        <w:t xml:space="preserve">(d) — Contractions alone are not the show.</w:t>
+      </w:r>
+    </w:p>
+    <w:p>
+      <w:r>
+        <w:t xml:space="preserve">⚠️ Exam Trap: "Show = blood-stained mucus (cervical plug); water breaking = clear fluid; meconium = greenish fetal stool" — the discharge types are the exam contrast.</w:t>
+      </w:r>
+    </w:p>
+    <w:p>
+      <w:r>
+        <w:t xml:space="preserve">💎 PNC Pearl: "A blood-streaked plug says the cervix is stirring — labor is knocking at the door."</w:t>
+      </w:r>
+    </w:p>
+    <w:p>
+      <w:r>
+        <w:t xml:space="preserve">Positive Marks: 1</w:t>
+      </w:r>
+    </w:p>
+    <w:p>
+      <w:r>
+        <w:t xml:space="preserve">Negative Marks: 0.25</w:t>
+      </w:r>
+    </w:p>
+    <w:p>
+      <w:r>
+        <w:t xml:space="preserve"/>
+      </w:r>
+    </w:p>
+    <w:p>
+      <w:r>
+        <w:t xml:space="preserve">Question: At 6 months of age, the immunization schedule (UIP) includes the</w:t>
+      </w:r>
+    </w:p>
+    <w:p>
+      <w:r>
+        <w:t xml:space="preserve">(a) Third dose of OPV, DPT and Hepatitis B</w:t>
+      </w:r>
+    </w:p>
+    <w:p>
+      <w:r>
+        <w:t xml:space="preserve">(b) BCG</w:t>
+      </w:r>
+    </w:p>
+    <w:p>
+      <w:r>
+        <w:t xml:space="preserve">(c) First dose of MMR</w:t>
+      </w:r>
+    </w:p>
+    <w:p>
+      <w:r>
+        <w:t xml:space="preserve">(d) JE booster</w:t>
+      </w:r>
+    </w:p>
+    <w:p>
+      <w:r>
+        <w:t xml:space="preserve">Answer: a</w:t>
+      </w:r>
+    </w:p>
+    <w:p>
+      <w:r>
+        <w:t xml:space="preserve">Solution: ✅ Correct Answer: a</w:t>
+      </w:r>
+    </w:p>
+    <w:p>
+      <w:r>
+        <w:t xml:space="preserve">🧠 Clinical Rationale: OPV-3, DPT-3, and Hepatitis B-3 are given at 6 months — completing the primary series.</w:t>
+      </w:r>
+    </w:p>
+    <w:p>
+      <w:r>
+        <w:t xml:space="preserve">❌ Why Not Other Options?</w:t>
+      </w:r>
+    </w:p>
+    <w:p>
+      <w:r>
+        <w:t xml:space="preserve">(b) — BCG is given at BIRTH.</w:t>
+      </w:r>
+    </w:p>
+    <w:p>
+      <w:r>
+        <w:t xml:space="preserve">(c) — MMR is given at 9 MONTHS (16-24 months second dose).</w:t>
+      </w:r>
+    </w:p>
+    <w:p>
+      <w:r>
+        <w:t xml:space="preserve">(d) — JE is given from 9 months in endemic districts.</w:t>
+      </w:r>
+    </w:p>
+    <w:p>
+      <w:r>
+        <w:t xml:space="preserve">⚠️ Exam Trap: The UIP timeline — "birth: BCG, OPV-0, HepB-0; 6-10-14 weeks: OPV, DPT, HepB; 9 months: MR, JE, vitamin A; 16-24 months: DPT booster, OPV booster, MR second."</w:t>
+      </w:r>
+    </w:p>
+    <w:p>
+      <w:r>
+        <w:t xml:space="preserve">💎 PNC Pearl: "Six weeks, ten weeks, fourteen — then 6 months completes the trio: OPV, DPT, HepB."</w:t>
+      </w:r>
+    </w:p>
+    <w:p>
+      <w:r>
+        <w:t xml:space="preserve">Positive Marks: 1</w:t>
+      </w:r>
+    </w:p>
+    <w:p>
+      <w:r>
+        <w:t xml:space="preserve">Negative Marks: 0.25</w:t>
+      </w:r>
+    </w:p>
+    <w:p>
+      <w:r>
+        <w:t xml:space="preserve"/>
+      </w:r>
+    </w:p>
+    <w:p>
+      <w:r>
+        <w:t xml:space="preserve">Question: A patient with schizophrenia who shows blunted affect, social withdrawal and poverty of speech is exhibiting</w:t>
+      </w:r>
+    </w:p>
+    <w:p>
+      <w:r>
+        <w:t xml:space="preserve">(a) Negative symptoms</w:t>
+      </w:r>
+    </w:p>
+    <w:p>
+      <w:r>
+        <w:t xml:space="preserve">(b) Positive symptoms</w:t>
+      </w:r>
+    </w:p>
+    <w:p>
+      <w:r>
+        <w:t xml:space="preserve">(c) Manic symptoms</w:t>
+      </w:r>
+    </w:p>
+    <w:p>
+      <w:r>
+        <w:t xml:space="preserve">(d) Depressive symptoms</w:t>
+      </w:r>
+    </w:p>
+    <w:p>
+      <w:r>
+        <w:t xml:space="preserve">Answer: a</w:t>
+      </w:r>
+    </w:p>
+    <w:p>
+      <w:r>
+        <w:t xml:space="preserve">Solution: ✅ Correct Answer: a</w:t>
+      </w:r>
+    </w:p>
+    <w:p>
+      <w:r>
+        <w:t xml:space="preserve">🧠 Clinical Rationale: NEGATIVE symptoms include flat (blunted) affect, alogia (poverty of speech), avolition, and social withdrawal — the 'loss of normal function' symptoms.</w:t>
+      </w:r>
+    </w:p>
+    <w:p>
+      <w:r>
+        <w:t xml:space="preserve">❌ Why Not Other Options?</w:t>
+      </w:r>
+    </w:p>
+    <w:p>
+      <w:r>
+        <w:t xml:space="preserve">(b) — Positive symptoms are the 'added' experiences — hallucinations, delusions, disorganized speech.</w:t>
+      </w:r>
+    </w:p>
+    <w:p>
+      <w:r>
+        <w:t xml:space="preserve">(c) — Manic symptoms include elevated mood and pressure of speech.</w:t>
+      </w:r>
+    </w:p>
+    <w:p>
+      <w:r>
+        <w:t xml:space="preserve">(d) — Depressive symptoms include low mood and anhedonia.</w:t>
+      </w:r>
+    </w:p>
+    <w:p>
+      <w:r>
+        <w:t xml:space="preserve">⚠️ Exam Trap: "Positive = ADDED (hallucinations, delusions); negative = LOST (flat affect, alogia, avolition)" — the add-vs-lose framework is the exam key.</w:t>
+      </w:r>
+    </w:p>
+    <w:p>
+      <w:r>
+        <w:t xml:space="preserve">💎 PNC Pearl: "Positive symptoms add noise; negative symptoms remove signal."</w:t>
+      </w:r>
+    </w:p>
+    <w:p>
+      <w:r>
+        <w:t xml:space="preserve">Positive Marks: 1</w:t>
+      </w:r>
+    </w:p>
+    <w:p>
+      <w:r>
+        <w:t xml:space="preserve">Negative Marks: 0.25</w:t>
+      </w:r>
+    </w:p>
+    <w:p>
+      <w:r>
+        <w:t xml:space="preserve"/>
+      </w:r>
+    </w:p>
+    <w:p>
+      <w:r>
+        <w:t xml:space="preserve">Question: The National Mental Health Programme emphasizes</w:t>
+      </w:r>
+    </w:p>
+    <w:p>
+      <w:r>
+        <w:t xml:space="preserve">(a) Community-based mental health care</w:t>
+      </w:r>
+    </w:p>
+    <w:p>
+      <w:r>
+        <w:t xml:space="preserve">(b) Institutional care only</w:t>
+      </w:r>
+    </w:p>
+    <w:p>
+      <w:r>
+        <w:t xml:space="preserve">(c) Research only</w:t>
+      </w:r>
+    </w:p>
+    <w:p>
+      <w:r>
+        <w:t xml:space="preserve">(d) Drug distribution only</w:t>
+      </w:r>
+    </w:p>
+    <w:p>
+      <w:r>
+        <w:t xml:space="preserve">Answer: a</w:t>
+      </w:r>
+    </w:p>
+    <w:p>
+      <w:r>
+        <w:t xml:space="preserve">Solution: ✅ Correct Answer: a</w:t>
+      </w:r>
+    </w:p>
+    <w:p>
+      <w:r>
+        <w:t xml:space="preserve">🧠 Clinical Rationale: The NMHP integrates mental health into PRIMARY care through district mental health programmes and community services — de-institutionalizing mental health care.</w:t>
+      </w:r>
+    </w:p>
+    <w:p>
+      <w:r>
+        <w:t xml:space="preserve">❌ Why Not Other Options?</w:t>
+      </w:r>
+    </w:p>
+    <w:p>
+      <w:r>
+        <w:t xml:space="preserve">(b) — Institutional care is de-emphasized.</w:t>
+      </w:r>
+    </w:p>
+    <w:p>
+      <w:r>
+        <w:t xml:space="preserve">(c) — Research is not the programme's core.</w:t>
+      </w:r>
+    </w:p>
+    <w:p>
+      <w:r>
+        <w:t xml:space="preserve">(d) — Drug distribution alone is insufficient.</w:t>
+      </w:r>
+    </w:p>
+    <w:p>
+      <w:r>
+        <w:t xml:space="preserve">⚠️ Exam Trap: "NMHP = community-based, primary-care integration (DMHP in districts)" — the community emphasis is the exam answer.</w:t>
+      </w:r>
+    </w:p>
+    <w:p>
+      <w:r>
+        <w:t xml:space="preserve">💎 PNC Pearl: "Mental health leaves the asylum and enters the village — community care is the NMHP way."</w:t>
+      </w:r>
+    </w:p>
+    <w:p>
+      <w:r>
+        <w:t xml:space="preserve">Positive Marks: 1</w:t>
+      </w:r>
+    </w:p>
+    <w:p>
+      <w:r>
+        <w:t xml:space="preserve">Negative Marks: 0.25</w:t>
+      </w:r>
+    </w:p>
+    <w:p>
+      <w:r>
+        <w:t xml:space="preserve"/>
+      </w:r>
+    </w:p>
+    <w:p>
+      <w:r>
+        <w:t xml:space="preserve">Question: Long-term corticosteroid therapy can cause</w:t>
+      </w:r>
+    </w:p>
+    <w:p>
+      <w:r>
+        <w:t xml:space="preserve">(a) Hyperglycemia, weight gain and immunosuppression</w:t>
+      </w:r>
+    </w:p>
+    <w:p>
+      <w:r>
+        <w:t xml:space="preserve">(b) Hypoglycemia</w:t>
+      </w:r>
+    </w:p>
+    <w:p>
+      <w:r>
+        <w:t xml:space="preserve">(c) Diarrhea</w:t>
+      </w:r>
+    </w:p>
+    <w:p>
+      <w:r>
+        <w:t xml:space="preserve">(d) Hair loss only</w:t>
+      </w:r>
+    </w:p>
+    <w:p>
+      <w:r>
+        <w:t xml:space="preserve">Answer: a</w:t>
+      </w:r>
+    </w:p>
+    <w:p>
+      <w:r>
+        <w:t xml:space="preserve">Solution: ✅ Correct Answer: a</w:t>
+      </w:r>
+    </w:p>
+    <w:p>
+      <w:r>
+        <w:t xml:space="preserve">🧠 Clinical Rationale: Prolonged steroid use causes glucose intolerance (hyperglycemia), weight gain with cushingoid features, osteoporosis, and immunosuppression.</w:t>
+      </w:r>
+    </w:p>
+    <w:p>
+      <w:r>
+        <w:t xml:space="preserve">❌ Why Not Other Options?</w:t>
+      </w:r>
+    </w:p>
+    <w:p>
+      <w:r>
+        <w:t xml:space="preserve">(b) — Steroids RAISE glucose, not lower it.</w:t>
+      </w:r>
+    </w:p>
+    <w:p>
+      <w:r>
+        <w:t xml:space="preserve">(c) — Diarrhea is not a steroid hallmark.</w:t>
+      </w:r>
+    </w:p>
+    <w:p>
+      <w:r>
+        <w:t xml:space="preserve">(d) — Hair loss is not the main steroid effect.</w:t>
+      </w:r>
+    </w:p>
+    <w:p>
+      <w:r>
+        <w:t xml:space="preserve">⚠️ Exam Trap: "Chronic steroids = moon face, buffalo hump, high sugar, thin bones, weak immunity — taper, never stop abruptly (adrenal crisis)."</w:t>
+      </w:r>
+    </w:p>
+    <w:p>
+      <w:r>
+        <w:t xml:space="preserve">💎 PNC Pearl: "Long steroids inflate the body and deflate the immune system — taper slowly, always."</w:t>
+      </w:r>
+    </w:p>
+    <w:p>
+      <w:r>
+        <w:t xml:space="preserve">Positive Marks: 1</w:t>
+      </w:r>
+    </w:p>
+    <w:p>
+      <w:r>
+        <w:t xml:space="preserve">Negative Marks: 0.25</w:t>
+      </w:r>
+    </w:p>
+    <w:p>
+      <w:r>
+        <w:t xml:space="preserve"/>
+      </w:r>
+    </w:p>
+    <w:p>
+      <w:r>
+        <w:t xml:space="preserve">Question: A patient's oxygen saturation is 88% on room air. The nurse should FIRST</w:t>
+      </w:r>
+    </w:p>
+    <w:p>
+      <w:r>
+        <w:t xml:space="preserve">(a) Administer oxygen and reassess</w:t>
+      </w:r>
+    </w:p>
+    <w:p>
+      <w:r>
+        <w:t xml:space="preserve">(b) Wait and recheck later</w:t>
+      </w:r>
+    </w:p>
+    <w:p>
+      <w:r>
+        <w:t xml:space="preserve">(c) Remove the pulse oximeter probe</w:t>
+      </w:r>
+    </w:p>
+    <w:p>
+      <w:r>
+        <w:t xml:space="preserve">(d) Increase the patient's activity</w:t>
+      </w:r>
+    </w:p>
+    <w:p>
+      <w:r>
+        <w:t xml:space="preserve">Answer: a</w:t>
+      </w:r>
+    </w:p>
+    <w:p>
+      <w:r>
+        <w:t xml:space="preserve">Solution: ✅ Correct Answer: a</w:t>
+      </w:r>
+    </w:p>
+    <w:p>
+      <w:r>
+        <w:t xml:space="preserve">🧠 Clinical Rationale: SpO2 below 90% indicates significant hypoxemia — oxygen is started immediately and the cause investigated while the patient is reassessed.</w:t>
+      </w:r>
+    </w:p>
+    <w:p>
+      <w:r>
+        <w:t xml:space="preserve">❌ Why Not Other Options?</w:t>
+      </w:r>
+    </w:p>
+    <w:p>
+      <w:r>
+        <w:t xml:space="preserve">(b) — Waiting allows hypoxia to worsen.</w:t>
+      </w:r>
+    </w:p>
+    <w:p>
+      <w:r>
+        <w:t xml:space="preserve">(c) — Removing the probe hides the problem.</w:t>
+      </w:r>
+    </w:p>
+    <w:p>
+      <w:r>
+        <w:t xml:space="preserve">(d) — Activity increases oxygen demand.</w:t>
+      </w:r>
+    </w:p>
+    <w:p>
+      <w:r>
+        <w:t xml:space="preserve">⚠️ Exam Trap: "SpO2 &lt; 90% = treat; target 92-94% (88-92% for COPD); always assess the whole picture, not just the number."</w:t>
+      </w:r>
+    </w:p>
+    <w:p>
+      <w:r>
+        <w:t xml:space="preserve">💎 PNC Pearl: "Below 90 on the monitor means oxygen now — the number is the patient's cry for air."</w:t>
+      </w:r>
+    </w:p>
+    <w:p>
+      <w:r>
+        <w:t xml:space="preserve">Positive Marks: 1</w:t>
+      </w:r>
+    </w:p>
+    <w:p>
+      <w:r>
+        <w:t xml:space="preserve">Negative Marks: 0.25</w:t>
+      </w:r>
+    </w:p>
+    <w:p>
+      <w:r>
+        <w:t xml:space="preserve"/>
+      </w:r>
+    </w:p>
+    <w:p>
+      <w:r>
+        <w:t xml:space="preserve">Question: The most common cause of acute watery diarrhea in young children is</w:t>
+      </w:r>
+    </w:p>
+    <w:p>
+      <w:r>
+        <w:t xml:space="preserve">(a) Rotavirus</w:t>
+      </w:r>
+    </w:p>
+    <w:p>
+      <w:r>
+        <w:t xml:space="preserve">(b) Measles virus</w:t>
+      </w:r>
+    </w:p>
+    <w:p>
+      <w:r>
+        <w:t xml:space="preserve">(c) Rabies virus</w:t>
+      </w:r>
+    </w:p>
+    <w:p>
+      <w:r>
+        <w:t xml:space="preserve">(d) Human immunodeficiency virus</w:t>
+      </w:r>
+    </w:p>
+    <w:p>
+      <w:r>
+        <w:t xml:space="preserve">Answer: a</w:t>
+      </w:r>
+    </w:p>
+    <w:p>
+      <w:r>
+        <w:t xml:space="preserve">Solution: ✅ Correct Answer: a</w:t>
+      </w:r>
+    </w:p>
+    <w:p>
+      <w:r>
+        <w:t xml:space="preserve">🧠 Clinical Rationale: Rotavirus is the leading cause of acute gastroenteritis in infants and young children worldwide — causing watery diarrhea, vomiting, and dehydration.</w:t>
+      </w:r>
+    </w:p>
+    <w:p>
+      <w:r>
+        <w:t xml:space="preserve">❌ Why Not Other Options?</w:t>
+      </w:r>
+    </w:p>
+    <w:p>
+      <w:r>
+        <w:t xml:space="preserve">(b) — Measles causes rash and fever, not primarily diarrhea.</w:t>
+      </w:r>
+    </w:p>
+    <w:p>
+      <w:r>
+        <w:t xml:space="preserve">(c) — Rabies is a neurological infection.</w:t>
+      </w:r>
+    </w:p>
+    <w:p>
+      <w:r>
+        <w:t xml:space="preserve">(d) — HIV is a chronic infection.</w:t>
+      </w:r>
+    </w:p>
+    <w:p>
+      <w:r>
+        <w:t xml:space="preserve">⚠️ Exam Trap: "Rotavirus = #1 cause of childhood diarrhea; ORS prevents death; rotavirus vaccine is in the UIP at 6-10-14 weeks."</w:t>
+      </w:r>
+    </w:p>
+    <w:p>
+      <w:r>
+        <w:t xml:space="preserve">💎 PNC Pearl: "Rotavirus is the diarrhea king of childhood — ORS is the throne's nemesis."</w:t>
+      </w:r>
+    </w:p>
+    <w:p>
+      <w:r>
+        <w:t xml:space="preserve">Positive Marks: 1</w:t>
+      </w:r>
+    </w:p>
+    <w:p>
+      <w:r>
+        <w:t xml:space="preserve">Negative Marks: 0.25</w:t>
+      </w:r>
+    </w:p>
+    <w:p>
+      <w:r>
+        <w:t xml:space="preserve">Question: A patient with a peptic ulcer who vomits large amounts of undigested food and has a succussion splash is likely to have</w:t>
+      </w:r>
+    </w:p>
+    <w:p>
+      <w:r>
+        <w:t xml:space="preserve">(a) Gastric outlet obstruction</w:t>
+      </w:r>
+    </w:p>
+    <w:p>
+      <w:r>
+        <w:t xml:space="preserve">(b) Perforation</w:t>
+      </w:r>
+    </w:p>
+    <w:p>
+      <w:r>
+        <w:t xml:space="preserve">(c) GI bleeding</w:t>
+      </w:r>
+    </w:p>
+    <w:p>
+      <w:r>
+        <w:t xml:space="preserve">(d) GERD</w:t>
+      </w:r>
+    </w:p>
+    <w:p>
+      <w:r>
+        <w:t xml:space="preserve">Answer: a</w:t>
+      </w:r>
+    </w:p>
+    <w:p>
+      <w:r>
+        <w:t xml:space="preserve">Solution: ✅ Correct Answer: a</w:t>
+      </w:r>
+    </w:p>
+    <w:p>
+      <w:r>
+        <w:t xml:space="preserve">🧠 Clinical Rationale: Gastric outlet obstruction blocks gastric emptying — causing vomiting of UNDIGESTED food, a distended stomach, and a succussion splash (audible fluid wave on shaking the abdomen).</w:t>
+      </w:r>
+    </w:p>
+    <w:p>
+      <w:r>
+        <w:t xml:space="preserve">❌ Why Not Other Options?</w:t>
+      </w:r>
+    </w:p>
+    <w:p>
+      <w:r>
+        <w:t xml:space="preserve">(b) — Perforation gives sudden board-like rigidity, not vomiting of old food.</w:t>
+      </w:r>
+    </w:p>
+    <w:p>
+      <w:r>
+        <w:t xml:space="preserve">(c) — GI bleeding gives hematemesis or melena.</w:t>
+      </w:r>
+    </w:p>
+    <w:p>
+      <w:r>
+        <w:t xml:space="preserve">(d) — GERD gives heartburn and regurgitation, not obstruction.</w:t>
+      </w:r>
+    </w:p>
+    <w:p>
+      <w:r>
+        <w:t xml:space="preserve">⚠️ Exam Trap: "Outlet obstruction = vomiting undigested food + succussion splash + weight loss" — the triad of delayed emptying is the diagnostic clue.</w:t>
+      </w:r>
+    </w:p>
+    <w:p>
+      <w:r>
+        <w:t xml:space="preserve">💎 PNC Pearl: "The stomach that can't empty sings a succussion splash — yesterday's food comes back up."</w:t>
+      </w:r>
+    </w:p>
+    <w:p>
+      <w:r>
+        <w:t xml:space="preserve">Positive Marks: 1</w:t>
+      </w:r>
+    </w:p>
+    <w:p>
+      <w:r>
+        <w:t xml:space="preserve">Negative Marks: 0.25</w:t>
+      </w:r>
+    </w:p>
+    <w:p>
+      <w:r>
+        <w:t xml:space="preserve"/>
+      </w:r>
+    </w:p>
+    <w:p>
+      <w:r>
+        <w:t xml:space="preserve">Question: A patient on a low-sodium diet should be taught to avoid</w:t>
+      </w:r>
+    </w:p>
+    <w:p>
+      <w:r>
+        <w:t xml:space="preserve">(a) Processed and canned foods</w:t>
+      </w:r>
+    </w:p>
+    <w:p>
+      <w:r>
+        <w:t xml:space="preserve">(b) Fresh fruits</w:t>
+      </w:r>
+    </w:p>
+    <w:p>
+      <w:r>
+        <w:t xml:space="preserve">(c) Boiled rice</w:t>
+      </w:r>
+    </w:p>
+    <w:p>
+      <w:r>
+        <w:t xml:space="preserve">(d) Plain water</w:t>
+      </w:r>
+    </w:p>
+    <w:p>
+      <w:r>
+        <w:t xml:space="preserve">Answer: a</w:t>
+      </w:r>
+    </w:p>
+    <w:p>
+      <w:r>
+        <w:t xml:space="preserve">Solution: ✅ Correct Answer: a</w:t>
+      </w:r>
+    </w:p>
+    <w:p>
+      <w:r>
+        <w:t xml:space="preserve">🧠 Clinical Rationale: Processed, canned, and packaged foods are high in sodium (preservatives, salt); fresh, home-cooked food is preferred on a low-salt diet.</w:t>
+      </w:r>
+    </w:p>
+    <w:p>
+      <w:r>
+        <w:t xml:space="preserve">❌ Why Not Other Options?</w:t>
+      </w:r>
+    </w:p>
+    <w:p>
+      <w:r>
+        <w:t xml:space="preserve">(b) — Fresh fruits are naturally low in sodium.</w:t>
+      </w:r>
+    </w:p>
+    <w:p>
+      <w:r>
+        <w:t xml:space="preserve">(c) — Boiled rice is low in sodium.</w:t>
+      </w:r>
+    </w:p>
+    <w:p>
+      <w:r>
+        <w:t xml:space="preserve">(d) — Plain water contains negligible sodium.</w:t>
+      </w:r>
+    </w:p>
+    <w:p>
+      <w:r>
+        <w:t xml:space="preserve">⚠️ Exam Trap: "Low-Na diet = avoid processed/pickled/canned; read labels (hidden sodium in bread, sauces, ready meals)."</w:t>
+      </w:r>
+    </w:p>
+    <w:p>
+      <w:r>
+        <w:t xml:space="preserve">💎 PNC Pearl: "The packet is the salt's hiding place — fresh food is the low-sodium promise."</w:t>
+      </w:r>
+    </w:p>
+    <w:p>
+      <w:r>
+        <w:t xml:space="preserve">Positive Marks: 1</w:t>
+      </w:r>
+    </w:p>
+    <w:p>
+      <w:r>
+        <w:t xml:space="preserve">Negative Marks: 0.25</w:t>
+      </w:r>
+    </w:p>
+    <w:p>
+      <w:r>
+        <w:t xml:space="preserve"/>
+      </w:r>
+    </w:p>
+    <w:p>
+      <w:r>
+        <w:t xml:space="preserve">Question: A diabetic patient with peripheral neuropathy should be taught to</w:t>
+      </w:r>
+    </w:p>
+    <w:p>
+      <w:r>
+        <w:t xml:space="preserve">(a) Inspect the feet daily</w:t>
+      </w:r>
+    </w:p>
+    <w:p>
+      <w:r>
+        <w:t xml:space="preserve">(b) Walk barefoot at home</w:t>
+      </w:r>
+    </w:p>
+    <w:p>
+      <w:r>
+        <w:t xml:space="preserve">(c) Soak the feet in very hot water</w:t>
+      </w:r>
+    </w:p>
+    <w:p>
+      <w:r>
+        <w:t xml:space="preserve">(d) Ignore minor foot injuries</w:t>
+      </w:r>
+    </w:p>
+    <w:p>
+      <w:r>
+        <w:t xml:space="preserve">Answer: a</w:t>
+      </w:r>
+    </w:p>
+    <w:p>
+      <w:r>
+        <w:t xml:space="preserve">Solution: ✅ Correct Answer: a</w:t>
+      </w:r>
+    </w:p>
+    <w:p>
+      <w:r>
+        <w:t xml:space="preserve">🧠 Clinical Rationale: Daily foot inspection, proper footwear, and prompt care of injuries prevent diabetic foot ulcers and amputation — neuropathy makes injuries painless and unnoticed.</w:t>
+      </w:r>
+    </w:p>
+    <w:p>
+      <w:r>
+        <w:t xml:space="preserve">❌ Why Not Other Options?</w:t>
+      </w:r>
+    </w:p>
+    <w:p>
+      <w:r>
+        <w:t xml:space="preserve">(b) — Barefoot walking invites unnoticed injuries.</w:t>
+      </w:r>
+    </w:p>
+    <w:p>
+      <w:r>
+        <w:t xml:space="preserve">(c) — Very hot water can burn insensate feet.</w:t>
+      </w:r>
+    </w:p>
+    <w:p>
+      <w:r>
+        <w:t xml:space="preserve">(d) — Ignoring injuries leads to ulceration and infection.</w:t>
+      </w:r>
+    </w:p>
+    <w:p>
+      <w:r>
+        <w:t xml:space="preserve">⚠️ Exam Trap: "Diabetic foot care = daily inspection, dry between toes, proper shoes, nail care, no hot water, never walk barefoot."</w:t>
+      </w:r>
+    </w:p>
+    <w:p>
+      <w:r>
+        <w:t xml:space="preserve">💎 PNC Pearl: "The diabetic foot feels no pain — so the eyes must do the guarding, every day."</w:t>
+      </w:r>
+    </w:p>
+    <w:p>
+      <w:r>
+        <w:t xml:space="preserve">Positive Marks: 1</w:t>
+      </w:r>
+    </w:p>
+    <w:p>
+      <w:r>
+        <w:t xml:space="preserve">Negative Marks: 0.25</w:t>
+      </w:r>
+    </w:p>
+    <w:p>
+      <w:r>
+        <w:t xml:space="preserve"/>
+      </w:r>
+    </w:p>
+    <w:p>
+      <w:r>
+        <w:t xml:space="preserve">Question: When the presenting part of the fetus is at the level of the ischial spines, it is said to be</w:t>
+      </w:r>
+    </w:p>
+    <w:p>
+      <w:r>
+        <w:t xml:space="preserve">(a) At station 0 (engaged)</w:t>
+      </w:r>
+    </w:p>
+    <w:p>
+      <w:r>
+        <w:t xml:space="preserve">(b) At station -5</w:t>
+      </w:r>
+    </w:p>
+    <w:p>
+      <w:r>
+        <w:t xml:space="preserve">(c) At station +3</w:t>
+      </w:r>
+    </w:p>
+    <w:p>
+      <w:r>
+        <w:t xml:space="preserve">(d) Above the pelvic brim</w:t>
+      </w:r>
+    </w:p>
+    <w:p>
+      <w:r>
+        <w:t xml:space="preserve">Answer: a</w:t>
+      </w:r>
+    </w:p>
+    <w:p>
+      <w:r>
+        <w:t xml:space="preserve">Solution: ✅ Correct Answer: a</w:t>
+      </w:r>
+    </w:p>
+    <w:p>
+      <w:r>
+        <w:t xml:space="preserve">🧠 Clinical Rationale: Station 0 corresponds to the level of the ischial spines — the presenting part is ENGAGED; negative stations are above and positive stations are below the spines.</w:t>
+      </w:r>
+    </w:p>
+    <w:p>
+      <w:r>
+        <w:t xml:space="preserve">❌ Why Not Other Options?</w:t>
+      </w:r>
+    </w:p>
+    <w:p>
+      <w:r>
+        <w:t xml:space="preserve">(b) — Station −5 means the presenting part is high above the spines (floating).</w:t>
+      </w:r>
+    </w:p>
+    <w:p>
+      <w:r>
+        <w:t xml:space="preserve">(c) — Station +3 is well below the spines (near crowning).</w:t>
+      </w:r>
+    </w:p>
+    <w:p>
+      <w:r>
+        <w:t xml:space="preserve">(d) — Above the pelvic brim describes a floating presenting part.</w:t>
+      </w:r>
+    </w:p>
+    <w:p>
+      <w:r>
+        <w:t xml:space="preserve">⚠️ Exam Trap: "Station: −3, −2, −1 (above spines), 0 (engaged at spines), +1, +2, +3 (below, descending)" — the minus-above, plus-below rule is the exam point.</w:t>
+      </w:r>
+    </w:p>
+    <w:p>
+      <w:r>
+        <w:t xml:space="preserve">💎 PNC Pearl: "Station zero is the spines' level — minus floats above, plus sinks below."</w:t>
+      </w:r>
+    </w:p>
+    <w:p>
+      <w:r>
+        <w:t xml:space="preserve">Positive Marks: 1</w:t>
+      </w:r>
+    </w:p>
+    <w:p>
+      <w:r>
+        <w:t xml:space="preserve">Negative Marks: 0.25</w:t>
+      </w:r>
+    </w:p>
+    <w:p>
+      <w:r>
+        <w:t xml:space="preserve"/>
+      </w:r>
+    </w:p>
+    <w:p>
+      <w:r>
+        <w:t xml:space="preserve">Question: In a child with diarrhea, ORS should be given</w:t>
+      </w:r>
+    </w:p>
+    <w:p>
+      <w:r>
+        <w:t xml:space="preserve">(a) After every loose stool</w:t>
+      </w:r>
+    </w:p>
+    <w:p>
+      <w:r>
+        <w:t xml:space="preserve">(b) Only once a day</w:t>
+      </w:r>
+    </w:p>
+    <w:p>
+      <w:r>
+        <w:t xml:space="preserve">(c) Only with meals</w:t>
+      </w:r>
+    </w:p>
+    <w:p>
+      <w:r>
+        <w:t xml:space="preserve">(d) Only when the child is asleep</w:t>
+      </w:r>
+    </w:p>
+    <w:p>
+      <w:r>
+        <w:t xml:space="preserve">Answer: a</w:t>
+      </w:r>
+    </w:p>
+    <w:p>
+      <w:r>
+        <w:t xml:space="preserve">Solution: ✅ Correct Answer: a</w:t>
+      </w:r>
+    </w:p>
+    <w:p>
+      <w:r>
+        <w:t xml:space="preserve">🧠 Clinical Rationale: ORS is given AFTER EACH loose stool (about 50-100 mL for older children, 50 mL for under-2s) to replace ongoing losses.</w:t>
+      </w:r>
+    </w:p>
+    <w:p>
+      <w:r>
+        <w:t xml:space="preserve">❌ Why Not Other Options?</w:t>
+      </w:r>
+    </w:p>
+    <w:p>
+      <w:r>
+        <w:t xml:space="preserve">(b) — Once a day cannot replace ongoing losses.</w:t>
+      </w:r>
+    </w:p>
+    <w:p>
+      <w:r>
+        <w:t xml:space="preserve">(c) — ORS is not meal-tied.</w:t>
+      </w:r>
+    </w:p>
+    <w:p>
+      <w:r>
+        <w:t xml:space="preserve">(d) — A sleeping child still needs replacement when awake.</w:t>
+      </w:r>
+    </w:p>
+    <w:p>
+      <w:r>
+        <w:t xml:space="preserve">⚠️ Exam Trap: "ORS after every loose stool (Plan A); seek care if danger signs appear — the 'extra fluids after each stool' rule is the IMNCI key."</w:t>
+      </w:r>
+    </w:p>
+    <w:p>
+      <w:r>
+        <w:t xml:space="preserve">💎 PNC Pearl: "Every loose stool earns its ORS — replace what the gut sends out."</w:t>
+      </w:r>
+    </w:p>
+    <w:p>
+      <w:r>
+        <w:t xml:space="preserve">Positive Marks: 1</w:t>
+      </w:r>
+    </w:p>
+    <w:p>
+      <w:r>
+        <w:t xml:space="preserve">Negative Marks: 0.25</w:t>
+      </w:r>
+    </w:p>
+    <w:p>
+      <w:r>
+        <w:t xml:space="preserve"/>
+      </w:r>
+    </w:p>
+    <w:p>
+      <w:r>
+        <w:t xml:space="preserve">Question: The Intensified Mission Indradhanush aims to</w:t>
+      </w:r>
+    </w:p>
+    <w:p>
+      <w:r>
+        <w:t xml:space="preserve">(a) Reach unvaccinated and partially vaccinated children</w:t>
+      </w:r>
+    </w:p>
+    <w:p>
+      <w:r>
+        <w:t xml:space="preserve">(b) Provide free spectacles</w:t>
+      </w:r>
+    </w:p>
+    <w:p>
+      <w:r>
+        <w:t xml:space="preserve">(c) Build new highways</w:t>
+      </w:r>
+    </w:p>
+    <w:p>
+      <w:r>
+        <w:t xml:space="preserve">(d) Distribute scholarships</w:t>
+      </w:r>
+    </w:p>
+    <w:p>
+      <w:r>
+        <w:t xml:space="preserve">Answer: a</w:t>
+      </w:r>
+    </w:p>
+    <w:p>
+      <w:r>
+        <w:t xml:space="preserve">Solution: ✅ Correct Answer: a</w:t>
+      </w:r>
+    </w:p>
+    <w:p>
+      <w:r>
+        <w:t xml:space="preserve">🧠 Clinical Rationale: The Intensified Mission Indradhanush focuses on full immunization coverage of ZERO-DOSE and partially vaccinated children in priority districts.</w:t>
+      </w:r>
+    </w:p>
+    <w:p>
+      <w:r>
+        <w:t xml:space="preserve">❌ Why Not Other Options?</w:t>
+      </w:r>
+    </w:p>
+    <w:p>
+      <w:r>
+        <w:t xml:space="preserve">(b) — Spectacles relate to the blindness programme.</w:t>
+      </w:r>
+    </w:p>
+    <w:p>
+      <w:r>
+        <w:t xml:space="preserve">(c) — Highways are not a health mission.</w:t>
+      </w:r>
+    </w:p>
+    <w:p>
+      <w:r>
+        <w:t xml:space="preserve">(d) — Scholarships are an education matter.</w:t>
+      </w:r>
+    </w:p>
+    <w:p>
+      <w:r>
+        <w:t xml:space="preserve">⚠️ Exam Trap: "Mission Indradhanush = immunization catch-up for zero-dose and missed children" — the immunization purpose is the exam answer.</w:t>
+      </w:r>
+    </w:p>
+    <w:p>
+      <w:r>
+        <w:t xml:space="preserve">💎 PNC Pearl: "Indradhanush paints the rainbow of vaccines over the children the routine programme missed."</w:t>
+      </w:r>
+    </w:p>
+    <w:p>
+      <w:r>
+        <w:t xml:space="preserve">Positive Marks: 1</w:t>
+      </w:r>
+    </w:p>
+    <w:p>
+      <w:r>
+        <w:t xml:space="preserve">Negative Marks: 0.25</w:t>
+      </w:r>
+    </w:p>
+    <w:p>
+      <w:r>
+        <w:t xml:space="preserve"/>
+      </w:r>
+    </w:p>
+    <w:p>
+      <w:r>
+        <w:t xml:space="preserve">Question: The effectiveness of furosemide (Lasix) therapy is best monitored by</w:t>
+      </w:r>
+    </w:p>
+    <w:p>
+      <w:r>
+        <w:t xml:space="preserve">(a) Urine output and daily weight</w:t>
+      </w:r>
+    </w:p>
+    <w:p>
+      <w:r>
+        <w:t xml:space="preserve">(b) Blood glucose</w:t>
+      </w:r>
+    </w:p>
+    <w:p>
+      <w:r>
+        <w:t xml:space="preserve">(c) Oral temperature</w:t>
+      </w:r>
+    </w:p>
+    <w:p>
+      <w:r>
+        <w:t xml:space="preserve">(d) Hair growth</w:t>
+      </w:r>
+    </w:p>
+    <w:p>
+      <w:r>
+        <w:t xml:space="preserve">Answer: a</w:t>
+      </w:r>
+    </w:p>
+    <w:p>
+      <w:r>
+        <w:t xml:space="preserve">Solution: ✅ Correct Answer: a</w:t>
+      </w:r>
+    </w:p>
+    <w:p>
+      <w:r>
+        <w:t xml:space="preserve">🧠 Clinical Rationale: Furosemide is a loop diuretic — its effect is assessed through increased URINE OUTPUT, WEIGHT LOSS, and reduced edema.</w:t>
+      </w:r>
+    </w:p>
+    <w:p>
+      <w:r>
+        <w:t xml:space="preserve">❌ Why Not Other Options?</w:t>
+      </w:r>
+    </w:p>
+    <w:p>
+      <w:r>
+        <w:t xml:space="preserve">(b) — Blood glucose is irrelevant to diuretic effect.</w:t>
+      </w:r>
+    </w:p>
+    <w:p>
+      <w:r>
+        <w:t xml:space="preserve">(c) — Temperature is unrelated.</w:t>
+      </w:r>
+    </w:p>
+    <w:p>
+      <w:r>
+        <w:t xml:space="preserve">(d) — Hair growth is unrelated.</w:t>
+      </w:r>
+    </w:p>
+    <w:p>
+      <w:r>
+        <w:t xml:space="preserve">⚠️ Exam Trap: "Diuretic monitoring = intake-output, daily weight, electrolytes (K+), BP, and edema" — the fluid-and-electrolyte bundle is the standard.</w:t>
+      </w:r>
+    </w:p>
+    <w:p>
+      <w:r>
+        <w:t xml:space="preserve">💎 PNC Pearl: "The scale and the urine bag tell the furosemide story — litres out, kilos down."</w:t>
+      </w:r>
+    </w:p>
+    <w:p>
+      <w:r>
+        <w:t xml:space="preserve">Positive Marks: 1</w:t>
+      </w:r>
+    </w:p>
+    <w:p>
+      <w:r>
+        <w:t xml:space="preserve">Negative Marks: 0.25</w:t>
+      </w:r>
+    </w:p>
+    <w:p>
+      <w:r>
+        <w:t xml:space="preserve"/>
+      </w:r>
+    </w:p>
+    <w:p>
+      <w:r>
+        <w:t xml:space="preserve">Question: A patient on a norepinephrine infusion for septic shock should be monitored for</w:t>
+      </w:r>
+    </w:p>
+    <w:p>
+      <w:r>
+        <w:t xml:space="preserve">(a) Blood pressure and signs of tissue perfusion</w:t>
+      </w:r>
+    </w:p>
+    <w:p>
+      <w:r>
+        <w:t xml:space="preserve">(b) Hearing</w:t>
+      </w:r>
+    </w:p>
+    <w:p>
+      <w:r>
+        <w:t xml:space="preserve">(c) Appetite</w:t>
+      </w:r>
+    </w:p>
+    <w:p>
+      <w:r>
+        <w:t xml:space="preserve">(d) Nail growth</w:t>
+      </w:r>
+    </w:p>
+    <w:p>
+      <w:r>
+        <w:t xml:space="preserve">Answer: a</w:t>
+      </w:r>
+    </w:p>
+    <w:p>
+      <w:r>
+        <w:t xml:space="preserve">Solution: ✅ Correct Answer: a</w:t>
+      </w:r>
+    </w:p>
+    <w:p>
+      <w:r>
+        <w:t xml:space="preserve">🧠 Clinical Rationale: Norepinephrine maintains blood pressure in septic shock — the nurse titrates it to a MAP of 65 mmHg or more and checks perfusion (urine output, mentation, skin).</w:t>
+      </w:r>
+    </w:p>
+    <w:p>
+      <w:r>
+        <w:t xml:space="preserve">❌ Why Not Other Options?</w:t>
+      </w:r>
+    </w:p>
+    <w:p>
+      <w:r>
+        <w:t xml:space="preserve">(b) — Hearing is unrelated.</w:t>
+      </w:r>
+    </w:p>
+    <w:p>
+      <w:r>
+        <w:t xml:space="preserve">(c) — Appetite is not the monitor.</w:t>
+      </w:r>
+    </w:p>
+    <w:p>
+      <w:r>
+        <w:t xml:space="preserve">(d) — Nail growth is not the monitor.</w:t>
+      </w:r>
+    </w:p>
+    <w:p>
+      <w:r>
+        <w:t xml:space="preserve">⚠️ Exam Trap: "Septic shock target = MAP ≥ 65 mmHg; vasopressors need an arterial line and close monitoring for extravasation."</w:t>
+      </w:r>
+    </w:p>
+    <w:p>
+      <w:r>
+        <w:t xml:space="preserve">💎 PNC Pearl: "Norepinephrine holds the pressure line — MAP 65 is the finish line."</w:t>
+      </w:r>
+    </w:p>
+    <w:p>
+      <w:r>
+        <w:t xml:space="preserve">Positive Marks: 1</w:t>
+      </w:r>
+    </w:p>
+    <w:p>
+      <w:r>
+        <w:t xml:space="preserve">Negative Marks: 0.25</w:t>
+      </w:r>
+    </w:p>
+    <w:p>
+      <w:r>
+        <w:t xml:space="preserve"/>
+      </w:r>
+    </w:p>
+    <w:p>
+      <w:r>
+        <w:t xml:space="preserve">Question: The main dietary source of vitamin B12 is</w:t>
+      </w:r>
+    </w:p>
+    <w:p>
+      <w:r>
+        <w:t xml:space="preserve">(a) Animal products such as meat, eggs and milk</w:t>
+      </w:r>
+    </w:p>
+    <w:p>
+      <w:r>
+        <w:t xml:space="preserve">(b) Refined sugar</w:t>
+      </w:r>
+    </w:p>
+    <w:p>
+      <w:r>
+        <w:t xml:space="preserve">(c) White rice</w:t>
+      </w:r>
+    </w:p>
+    <w:p>
+      <w:r>
+        <w:t xml:space="preserve">(d) Vegetable oils</w:t>
+      </w:r>
+    </w:p>
+    <w:p>
+      <w:r>
+        <w:t xml:space="preserve">Answer: a</w:t>
+      </w:r>
+    </w:p>
+    <w:p>
+      <w:r>
+        <w:t xml:space="preserve">Solution: ✅ Correct Answer: a</w:t>
+      </w:r>
+    </w:p>
+    <w:p>
+      <w:r>
+        <w:t xml:space="preserve">🧠 Clinical Rationale: Vitamin B12 occurs naturally ONLY in animal foods (meat, fish, eggs, milk) — strict vegetarians may need supplements.</w:t>
+      </w:r>
+    </w:p>
+    <w:p>
+      <w:r>
+        <w:t xml:space="preserve">❌ Why Not Other Options?</w:t>
+      </w:r>
+    </w:p>
+    <w:p>
+      <w:r>
+        <w:t xml:space="preserve">(b) — Sugar contains no B12.</w:t>
+      </w:r>
+    </w:p>
+    <w:p>
+      <w:r>
+        <w:t xml:space="preserve">(c) — White rice contains no B12.</w:t>
+      </w:r>
+    </w:p>
+    <w:p>
+      <w:r>
+        <w:t xml:space="preserve">(d) — Vegetable oils contain no B12.</w:t>
+      </w:r>
+    </w:p>
+    <w:p>
+      <w:r>
+        <w:t xml:space="preserve">⚠️ Exam Trap: "B12 = animal foods only; deficiency = megaloblastic anemia + neuropathy; strict vegetarians and vegans are at risk."</w:t>
+      </w:r>
+    </w:p>
+    <w:p>
+      <w:r>
+        <w:t xml:space="preserve">💎 PNC Pearl: "B12 lives only in the animal kingdom — vegetarians must plan around it."</w:t>
+      </w:r>
+    </w:p>
+    <w:p>
+      <w:r>
+        <w:t xml:space="preserve">Positive Marks: 1</w:t>
+      </w:r>
+    </w:p>
+    <w:p>
+      <w:r>
+        <w:t xml:space="preserve">Negative Marks: 0.25</w:t>
+      </w:r>
+    </w:p>
+    <w:p>
+      <w:r>
+        <w:t xml:space="preserve"/>
+      </w:r>
+    </w:p>
+    <w:p>
+      <w:r>
+        <w:t xml:space="preserve">Question: In the team nursing model, the team is led by</w:t>
+      </w:r>
+    </w:p>
+    <w:p>
+      <w:r>
+        <w:t xml:space="preserve">(a) A registered nurse</w:t>
+      </w:r>
+    </w:p>
+    <w:p>
+      <w:r>
+        <w:t xml:space="preserve">(b) A ward attendant</w:t>
+      </w:r>
+    </w:p>
+    <w:p>
+      <w:r>
+        <w:t xml:space="preserve">(c) A patient's relative</w:t>
+      </w:r>
+    </w:p>
+    <w:p>
+      <w:r>
+        <w:t xml:space="preserve">(d) The hospital administrator</w:t>
+      </w:r>
+    </w:p>
+    <w:p>
+      <w:r>
+        <w:t xml:space="preserve">Answer: a</w:t>
+      </w:r>
+    </w:p>
+    <w:p>
+      <w:r>
+        <w:t xml:space="preserve">Solution: ✅ Correct Answer: a</w:t>
+      </w:r>
+    </w:p>
+    <w:p>
+      <w:r>
+        <w:t xml:space="preserve">🧠 Clinical Rationale: Team nursing is led by a REGISTERED NURSE who delegates tasks to team members and coordinates patient care.</w:t>
+      </w:r>
+    </w:p>
+    <w:p>
+      <w:r>
+        <w:t xml:space="preserve">❌ Why Not Other Options?</w:t>
+      </w:r>
+    </w:p>
+    <w:p>
+      <w:r>
+        <w:t xml:space="preserve">(b) — Ward attendants assist but do not lead.</w:t>
+      </w:r>
+    </w:p>
+    <w:p>
+      <w:r>
+        <w:t xml:space="preserve">(c) — Relatives are not care team members.</w:t>
+      </w:r>
+    </w:p>
+    <w:p>
+      <w:r>
+        <w:t xml:space="preserve">(d) — The administrator manages the institution, not the care team.</w:t>
+      </w:r>
+    </w:p>
+    <w:p>
+      <w:r>
+        <w:t xml:space="preserve">⚠️ Exam Trap: Care-delivery models — "team nursing = RN leader + helpers; functional = tasks divided; total care = one nurse does all; primary = one nurse accountable for a patient's whole stay."</w:t>
+      </w:r>
+    </w:p>
+    <w:p>
+      <w:r>
+        <w:t xml:space="preserve">💎 PNC Pearl: "The RN captains the care team — delegation with accountability."</w:t>
+      </w:r>
+    </w:p>
+    <w:p>
+      <w:r>
+        <w:t xml:space="preserve">Positive Marks: 1</w:t>
+      </w:r>
+    </w:p>
+    <w:p>
+      <w:r>
+        <w:t xml:space="preserve">Negative Marks: 0.25</w:t>
       </w:r>
     </w:p>
     <w:sectPr>
       <w:pgSz w:w="12240" w:h="15840"/>
-      <w:pgMar w:top="864" w:right="1008" w:bottom="864" w:left="1008" w:header="720" w:footer="720" w:gutter="0"/>
+      <w:pgMar w:top="1440" w:right="1800" w:bottom="1440" w:left="1800" w:header="720" w:footer="720" w:gutter="0"/>
       <w:cols w:space="720"/>
       <w:docGrid w:linePitch="360"/>
     </w:sectPr>
@@ -2535,10 +2060,6 @@
     <w:name w:val="Normal"/>
     <w:qFormat/>
     <w:rsid w:val="00FC693F"/>
-    <w:rPr>
-      <w:rFonts w:ascii="Calibri" w:hAnsi="Calibri"/>
-      <w:sz w:val="22"/>
-    </w:rPr>
   </w:style>
   <w:style w:type="paragraph" w:styleId="Header">
     <w:name w:val="header"/>
